--- a/pr-preview/pr-168/random-variables-tracked-changes.docx
+++ b/pr-preview/pr-168/random-variables-tracked-changes.docx
@@ -16,7 +16,7 @@
       </w:pPr>
       <w:del w:id="1" w:author="PR Preview" w:date="2026-01-01T00:00:00Z">
         <w:r>
-          <w:delText xml:space="preserve">Last modified: 2026-10-15 08:19:55 (PDT)</w:delText>
+          <w:delText xml:space="preserve">Last modified: 2026-10-15 13:26:27 (PDT)</w:delText>
         </w:r>
       </w:del>
     </w:p>
@@ -26,7 +26,7 @@
       </w:pPr>
       <w:ins w:id="2" w:author="PR Preview" w:date="2026-01-01T00:00:00Z">
         <w:r>
-          <w:t xml:space="preserve">Last modified: 2026-10-15 08:36:17 (PDT)</w:t>
+          <w:t xml:space="preserve">Last modified: 2026-10-15 13:37:30 (PDT)</w:t>
         </w:r>
       </w:ins>
     </w:p>
@@ -4726,7 +4726,7 @@
     </w:p>
     <w:bookmarkEnd w:id="24"/>
     <w:bookmarkEnd w:id="25"/>
-    <w:bookmarkStart w:id="107" w:name="X07e058d1329d8fa48179146f153d016c4f9ff9a"/>
+    <w:bookmarkStart w:id="111" w:name="X07e058d1329d8fa48179146f153d016c4f9ff9a"/>
     <w:p>
       <w:pPr>
         <w:pStyle w:val="Heading2"/>
@@ -12296,22 +12296,29 @@
         </m:oMathParaPr>
         <m:oMath>
           <m:r>
+            <m:rPr>
+              <m:sty m:val="p"/>
+            </m:rPr>
             <m:t>F</m:t>
           </m:r>
           <m:r>
-            <m:rPr>
-              <m:sty m:val="p"/>
-            </m:rPr>
-            <m:t>(</m:t>
+            <m:t>​</m:t>
           </m:r>
+          <m:d>
+            <m:dPr>
+              <m:begChr m:val="("/>
+              <m:sepChr m:val=""/>
+              <m:endChr m:val=")"/>
+              <m:grow/>
+            </m:dPr>
+            <m:e>
+              <m:r>
+                <m:t>t</m:t>
+              </m:r>
+            </m:e>
+          </m:d>
           <m:r>
-            <m:t>t</m:t>
-          </m:r>
-          <m:r>
-            <m:rPr>
-              <m:sty m:val="p"/>
-            </m:rPr>
-            <m:t>)</m:t>
+            <m:t>​</m:t>
           </m:r>
           <m:limUpp>
             <m:e>
@@ -12505,22 +12512,29 @@
         </m:oMathParaPr>
         <m:oMath>
           <m:r>
+            <m:rPr>
+              <m:sty m:val="p"/>
+            </m:rPr>
             <m:t>F</m:t>
           </m:r>
           <m:r>
-            <m:rPr>
-              <m:sty m:val="p"/>
-            </m:rPr>
-            <m:t>(</m:t>
+            <m:t>​</m:t>
           </m:r>
+          <m:d>
+            <m:dPr>
+              <m:begChr m:val="("/>
+              <m:sepChr m:val=""/>
+              <m:endChr m:val=")"/>
+              <m:grow/>
+            </m:dPr>
+            <m:e>
+              <m:r>
+                <m:t>t</m:t>
+              </m:r>
+            </m:e>
+          </m:d>
           <m:r>
-            <m:t>t</m:t>
-          </m:r>
-          <m:r>
-            <m:rPr>
-              <m:sty m:val="p"/>
-            </m:rPr>
-            <m:t>)</m:t>
+            <m:t>​</m:t>
           </m:r>
           <m:r>
             <m:rPr>
@@ -12746,6 +12760,9 @@
       </w:r>
       <m:oMath>
         <m:r>
+          <m:rPr>
+            <m:sty m:val="p"/>
+          </m:rPr>
           <m:t>F</m:t>
         </m:r>
       </m:oMath>
@@ -12819,22 +12836,29 @@
             </m:lim>
           </m:limLow>
           <m:r>
+            <m:rPr>
+              <m:sty m:val="p"/>
+            </m:rPr>
             <m:t>F</m:t>
           </m:r>
           <m:r>
-            <m:rPr>
-              <m:sty m:val="p"/>
-            </m:rPr>
-            <m:t>(</m:t>
+            <m:t>​</m:t>
           </m:r>
+          <m:d>
+            <m:dPr>
+              <m:begChr m:val="("/>
+              <m:sepChr m:val=""/>
+              <m:endChr m:val=")"/>
+              <m:grow/>
+            </m:dPr>
+            <m:e>
+              <m:r>
+                <m:t>t</m:t>
+              </m:r>
+            </m:e>
+          </m:d>
           <m:r>
-            <m:t>t</m:t>
-          </m:r>
-          <m:r>
-            <m:rPr>
-              <m:sty m:val="p"/>
-            </m:rPr>
-            <m:t>)</m:t>
+            <m:t>​</m:t>
           </m:r>
           <m:r>
             <m:rPr>
@@ -12882,22 +12906,29 @@
             </m:lim>
           </m:limLow>
           <m:r>
+            <m:rPr>
+              <m:sty m:val="p"/>
+            </m:rPr>
             <m:t>F</m:t>
           </m:r>
           <m:r>
-            <m:rPr>
-              <m:sty m:val="p"/>
-            </m:rPr>
-            <m:t>(</m:t>
+            <m:t>​</m:t>
           </m:r>
+          <m:d>
+            <m:dPr>
+              <m:begChr m:val="("/>
+              <m:sepChr m:val=""/>
+              <m:endChr m:val=")"/>
+              <m:grow/>
+            </m:dPr>
+            <m:e>
+              <m:r>
+                <m:t>t</m:t>
+              </m:r>
+            </m:e>
+          </m:d>
           <m:r>
-            <m:t>t</m:t>
-          </m:r>
-          <m:r>
-            <m:rPr>
-              <m:sty m:val="p"/>
-            </m:rPr>
-            <m:t>)</m:t>
+            <m:t>​</m:t>
           </m:r>
           <m:r>
             <m:rPr>
@@ -13106,22 +13137,29 @@
           <m:eqArr>
             <m:e>
               <m:r>
+                <m:rPr>
+                  <m:sty m:val="p"/>
+                </m:rPr>
                 <m:t>F</m:t>
               </m:r>
               <m:r>
-                <m:rPr>
-                  <m:sty m:val="p"/>
-                </m:rPr>
-                <m:t>(</m:t>
-              </m:r>
-              <m:r>
-                <m:t>t</m:t>
-              </m:r>
-              <m:r>
-                <m:rPr>
-                  <m:sty m:val="p"/>
-                </m:rPr>
-                <m:t>)</m:t>
+                <m:t>​</m:t>
+              </m:r>
+              <m:d>
+                <m:dPr>
+                  <m:begChr m:val="("/>
+                  <m:sepChr m:val=""/>
+                  <m:endChr m:val=")"/>
+                  <m:grow/>
+                </m:dPr>
+                <m:e>
+                  <m:r>
+                    <m:t>t</m:t>
+                  </m:r>
+                </m:e>
+              </m:d>
+              <m:r>
+                <m:t>​</m:t>
               </m:r>
               <m:r>
                 <m:t>&amp;</m:t>
@@ -13286,22 +13324,29 @@
                 <m:t>=</m:t>
               </m:r>
               <m:r>
+                <m:rPr>
+                  <m:sty m:val="p"/>
+                </m:rPr>
                 <m:t>F</m:t>
               </m:r>
               <m:r>
-                <m:rPr>
-                  <m:sty m:val="p"/>
-                </m:rPr>
-                <m:t>(</m:t>
-              </m:r>
-              <m:r>
-                <m:t>s</m:t>
-              </m:r>
-              <m:r>
-                <m:rPr>
-                  <m:sty m:val="p"/>
-                </m:rPr>
-                <m:t>)</m:t>
+                <m:t>​</m:t>
+              </m:r>
+              <m:d>
+                <m:dPr>
+                  <m:begChr m:val="("/>
+                  <m:sepChr m:val=""/>
+                  <m:endChr m:val=")"/>
+                  <m:grow/>
+                </m:dPr>
+                <m:e>
+                  <m:r>
+                    <m:t>s</m:t>
+                  </m:r>
+                </m:e>
+              </m:d>
+              <m:r>
+                <m:t>​</m:t>
               </m:r>
               <m:r>
                 <m:t>&amp;</m:t>
@@ -13599,28 +13644,35 @@
       </w:r>
       <m:oMath>
         <m:r>
+          <m:rPr>
+            <m:sty m:val="p"/>
+          </m:rPr>
           <m:t>F</m:t>
         </m:r>
         <m:r>
-          <m:rPr>
-            <m:sty m:val="p"/>
-          </m:rPr>
-          <m:t>(</m:t>
-        </m:r>
-        <m:r>
-          <m:rPr>
-            <m:sty m:val="p"/>
-          </m:rPr>
-          <m:t>−</m:t>
-        </m:r>
-        <m:r>
-          <m:t>n</m:t>
-        </m:r>
-        <m:r>
-          <m:rPr>
-            <m:sty m:val="p"/>
-          </m:rPr>
-          <m:t>)</m:t>
+          <m:t>​</m:t>
+        </m:r>
+        <m:d>
+          <m:dPr>
+            <m:begChr m:val="("/>
+            <m:sepChr m:val=""/>
+            <m:endChr m:val=")"/>
+            <m:grow/>
+          </m:dPr>
+          <m:e>
+            <m:r>
+              <m:rPr>
+                <m:sty m:val="p"/>
+              </m:rPr>
+              <m:t>−</m:t>
+            </m:r>
+            <m:r>
+              <m:t>n</m:t>
+            </m:r>
+          </m:e>
+        </m:d>
+        <m:r>
+          <m:t>​</m:t>
         </m:r>
         <m:r>
           <m:rPr>
@@ -13717,22 +13769,29 @@
           <m:t>≤</m:t>
         </m:r>
         <m:r>
+          <m:rPr>
+            <m:sty m:val="p"/>
+          </m:rPr>
           <m:t>F</m:t>
         </m:r>
         <m:r>
-          <m:rPr>
-            <m:sty m:val="p"/>
-          </m:rPr>
-          <m:t>(</m:t>
-        </m:r>
-        <m:r>
-          <m:t>t</m:t>
-        </m:r>
-        <m:r>
-          <m:rPr>
-            <m:sty m:val="p"/>
-          </m:rPr>
-          <m:t>)</m:t>
+          <m:t>​</m:t>
+        </m:r>
+        <m:d>
+          <m:dPr>
+            <m:begChr m:val="("/>
+            <m:sepChr m:val=""/>
+            <m:endChr m:val=")"/>
+            <m:grow/>
+          </m:dPr>
+          <m:e>
+            <m:r>
+              <m:t>t</m:t>
+            </m:r>
+          </m:e>
+        </m:d>
+        <m:r>
+          <m:t>​</m:t>
         </m:r>
         <m:r>
           <m:rPr>
@@ -13741,28 +13800,35 @@
           <m:t>≤</m:t>
         </m:r>
         <m:r>
+          <m:rPr>
+            <m:sty m:val="p"/>
+          </m:rPr>
           <m:t>F</m:t>
         </m:r>
         <m:r>
-          <m:rPr>
-            <m:sty m:val="p"/>
-          </m:rPr>
-          <m:t>(</m:t>
-        </m:r>
-        <m:r>
-          <m:rPr>
-            <m:sty m:val="p"/>
-          </m:rPr>
-          <m:t>−</m:t>
-        </m:r>
-        <m:r>
-          <m:t>n</m:t>
-        </m:r>
-        <m:r>
-          <m:rPr>
-            <m:sty m:val="p"/>
-          </m:rPr>
-          <m:t>)</m:t>
+          <m:t>​</m:t>
+        </m:r>
+        <m:d>
+          <m:dPr>
+            <m:begChr m:val="("/>
+            <m:sepChr m:val=""/>
+            <m:endChr m:val=")"/>
+            <m:grow/>
+          </m:dPr>
+          <m:e>
+            <m:r>
+              <m:rPr>
+                <m:sty m:val="p"/>
+              </m:rPr>
+              <m:t>−</m:t>
+            </m:r>
+            <m:r>
+              <m:t>n</m:t>
+            </m:r>
+          </m:e>
+        </m:d>
+        <m:r>
+          <m:t>​</m:t>
         </m:r>
       </m:oMath>
       <w:r>
@@ -13773,6 +13839,9 @@
       </w:r>
       <m:oMath>
         <m:r>
+          <m:rPr>
+            <m:sty m:val="p"/>
+          </m:rPr>
           <m:t>F</m:t>
         </m:r>
       </m:oMath>
@@ -13793,22 +13862,29 @@
       </w:r>
       <m:oMath>
         <m:r>
+          <m:rPr>
+            <m:sty m:val="p"/>
+          </m:rPr>
           <m:t>F</m:t>
         </m:r>
         <m:r>
-          <m:rPr>
-            <m:sty m:val="p"/>
-          </m:rPr>
-          <m:t>(</m:t>
-        </m:r>
-        <m:r>
-          <m:t>t</m:t>
-        </m:r>
-        <m:r>
-          <m:rPr>
-            <m:sty m:val="p"/>
-          </m:rPr>
-          <m:t>)</m:t>
+          <m:t>​</m:t>
+        </m:r>
+        <m:d>
+          <m:dPr>
+            <m:begChr m:val="("/>
+            <m:sepChr m:val=""/>
+            <m:endChr m:val=")"/>
+            <m:grow/>
+          </m:dPr>
+          <m:e>
+            <m:r>
+              <m:t>t</m:t>
+            </m:r>
+          </m:e>
+        </m:d>
+        <m:r>
+          <m:t>​</m:t>
         </m:r>
         <m:r>
           <m:rPr>
@@ -14133,22 +14209,29 @@
           <m:eqArr>
             <m:e>
               <m:r>
+                <m:rPr>
+                  <m:sty m:val="p"/>
+                </m:rPr>
                 <m:t>F</m:t>
               </m:r>
               <m:r>
-                <m:rPr>
-                  <m:sty m:val="p"/>
-                </m:rPr>
-                <m:t>(</m:t>
-              </m:r>
-              <m:r>
-                <m:t>n</m:t>
-              </m:r>
-              <m:r>
-                <m:rPr>
-                  <m:sty m:val="p"/>
-                </m:rPr>
-                <m:t>)</m:t>
+                <m:t>​</m:t>
+              </m:r>
+              <m:d>
+                <m:dPr>
+                  <m:begChr m:val="("/>
+                  <m:sepChr m:val=""/>
+                  <m:endChr m:val=")"/>
+                  <m:grow/>
+                </m:dPr>
+                <m:e>
+                  <m:r>
+                    <m:t>n</m:t>
+                  </m:r>
+                </m:e>
+              </m:d>
+              <m:r>
+                <m:t>​</m:t>
               </m:r>
               <m:r>
                 <m:t>&amp;</m:t>
@@ -14330,22 +14413,29 @@
       </w:r>
       <m:oMath>
         <m:r>
+          <m:rPr>
+            <m:sty m:val="p"/>
+          </m:rPr>
           <m:t>F</m:t>
         </m:r>
         <m:r>
-          <m:rPr>
-            <m:sty m:val="p"/>
-          </m:rPr>
-          <m:t>(</m:t>
-        </m:r>
-        <m:r>
-          <m:t>n</m:t>
-        </m:r>
-        <m:r>
-          <m:rPr>
-            <m:sty m:val="p"/>
-          </m:rPr>
-          <m:t>)</m:t>
+          <m:t>​</m:t>
+        </m:r>
+        <m:d>
+          <m:dPr>
+            <m:begChr m:val="("/>
+            <m:sepChr m:val=""/>
+            <m:endChr m:val=")"/>
+            <m:grow/>
+          </m:dPr>
+          <m:e>
+            <m:r>
+              <m:t>n</m:t>
+            </m:r>
+          </m:e>
+        </m:d>
+        <m:r>
+          <m:t>​</m:t>
         </m:r>
         <m:r>
           <m:rPr>
@@ -14354,22 +14444,29 @@
           <m:t>≤</m:t>
         </m:r>
         <m:r>
+          <m:rPr>
+            <m:sty m:val="p"/>
+          </m:rPr>
           <m:t>F</m:t>
         </m:r>
         <m:r>
-          <m:rPr>
-            <m:sty m:val="p"/>
-          </m:rPr>
-          <m:t>(</m:t>
-        </m:r>
-        <m:r>
-          <m:t>t</m:t>
-        </m:r>
-        <m:r>
-          <m:rPr>
-            <m:sty m:val="p"/>
-          </m:rPr>
-          <m:t>)</m:t>
+          <m:t>​</m:t>
+        </m:r>
+        <m:d>
+          <m:dPr>
+            <m:begChr m:val="("/>
+            <m:sepChr m:val=""/>
+            <m:endChr m:val=")"/>
+            <m:grow/>
+          </m:dPr>
+          <m:e>
+            <m:r>
+              <m:t>t</m:t>
+            </m:r>
+          </m:e>
+        </m:d>
+        <m:r>
+          <m:t>​</m:t>
         </m:r>
         <m:r>
           <m:rPr>
@@ -14389,6 +14486,9 @@
       </w:r>
       <m:oMath>
         <m:r>
+          <m:rPr>
+            <m:sty m:val="p"/>
+          </m:rPr>
           <m:t>F</m:t>
         </m:r>
       </m:oMath>
@@ -14409,22 +14509,29 @@
       </w:r>
       <m:oMath>
         <m:r>
+          <m:rPr>
+            <m:sty m:val="p"/>
+          </m:rPr>
           <m:t>F</m:t>
         </m:r>
         <m:r>
-          <m:rPr>
-            <m:sty m:val="p"/>
-          </m:rPr>
-          <m:t>(</m:t>
-        </m:r>
-        <m:r>
-          <m:t>t</m:t>
-        </m:r>
-        <m:r>
-          <m:rPr>
-            <m:sty m:val="p"/>
-          </m:rPr>
-          <m:t>)</m:t>
+          <m:t>​</m:t>
+        </m:r>
+        <m:d>
+          <m:dPr>
+            <m:begChr m:val="("/>
+            <m:sepChr m:val=""/>
+            <m:endChr m:val=")"/>
+            <m:grow/>
+          </m:dPr>
+          <m:e>
+            <m:r>
+              <m:t>t</m:t>
+            </m:r>
+          </m:e>
+        </m:d>
+        <m:r>
+          <m:t>​</m:t>
         </m:r>
         <m:r>
           <m:rPr>
@@ -14753,6 +14860,9 @@
       </w:r>
       <m:oMath>
         <m:r>
+          <m:rPr>
+            <m:sty m:val="p"/>
+          </m:rPr>
           <m:t>F</m:t>
         </m:r>
       </m:oMath>
@@ -14786,6 +14896,9 @@
       </w:r>
       <m:oMath>
         <m:r>
+          <m:rPr>
+            <m:sty m:val="p"/>
+          </m:rPr>
           <m:t>F</m:t>
         </m:r>
       </m:oMath>
@@ -14809,22 +14922,29 @@
         </m:oMathParaPr>
         <m:oMath>
           <m:r>
+            <m:rPr>
+              <m:sty m:val="p"/>
+            </m:rPr>
             <m:t>Q</m:t>
           </m:r>
           <m:r>
-            <m:rPr>
-              <m:sty m:val="p"/>
-            </m:rPr>
-            <m:t>(</m:t>
+            <m:t>​</m:t>
           </m:r>
+          <m:d>
+            <m:dPr>
+              <m:begChr m:val="("/>
+              <m:sepChr m:val=""/>
+              <m:endChr m:val=")"/>
+              <m:grow/>
+            </m:dPr>
+            <m:e>
+              <m:r>
+                <m:t>p</m:t>
+              </m:r>
+            </m:e>
+          </m:d>
           <m:r>
-            <m:t>p</m:t>
-          </m:r>
-          <m:r>
-            <m:rPr>
-              <m:sty m:val="p"/>
-            </m:rPr>
-            <m:t>)</m:t>
+            <m:t>​</m:t>
           </m:r>
           <m:limUpp>
             <m:e>
@@ -14852,52 +14972,63 @@
             <m:t>inf</m:t>
           </m:r>
           <m:r>
-            <m:rPr>
-              <m:sty m:val="p"/>
-            </m:rPr>
-            <m:t>{</m:t>
+            <m:t>​</m:t>
           </m:r>
+          <m:d>
+            <m:dPr>
+              <m:begChr m:val="{"/>
+              <m:sepChr m:val=""/>
+              <m:endChr m:val="}"/>
+              <m:grow/>
+            </m:dPr>
+            <m:e>
+              <m:r>
+                <m:t>t</m:t>
+              </m:r>
+              <m:r>
+                <m:rPr>
+                  <m:sty m:val="p"/>
+                </m:rPr>
+                <m:t>:</m:t>
+              </m:r>
+              <m:r>
+                <m:rPr>
+                  <m:sty m:val="p"/>
+                </m:rPr>
+                <m:t>F</m:t>
+              </m:r>
+              <m:r>
+                <m:t>​</m:t>
+              </m:r>
+              <m:d>
+                <m:dPr>
+                  <m:begChr m:val="("/>
+                  <m:sepChr m:val=""/>
+                  <m:endChr m:val=")"/>
+                  <m:grow/>
+                </m:dPr>
+                <m:e>
+                  <m:r>
+                    <m:t>t</m:t>
+                  </m:r>
+                </m:e>
+              </m:d>
+              <m:r>
+                <m:t>​</m:t>
+              </m:r>
+              <m:r>
+                <m:rPr>
+                  <m:sty m:val="p"/>
+                </m:rPr>
+                <m:t>≥</m:t>
+              </m:r>
+              <m:r>
+                <m:t>p</m:t>
+              </m:r>
+            </m:e>
+          </m:d>
           <m:r>
-            <m:t>t</m:t>
-          </m:r>
-          <m:r>
-            <m:rPr>
-              <m:sty m:val="p"/>
-            </m:rPr>
-            <m:t>:</m:t>
-          </m:r>
-          <m:r>
-            <m:t>F</m:t>
-          </m:r>
-          <m:r>
-            <m:rPr>
-              <m:sty m:val="p"/>
-            </m:rPr>
-            <m:t>(</m:t>
-          </m:r>
-          <m:r>
-            <m:t>t</m:t>
-          </m:r>
-          <m:r>
-            <m:rPr>
-              <m:sty m:val="p"/>
-            </m:rPr>
-            <m:t>)</m:t>
-          </m:r>
-          <m:r>
-            <m:rPr>
-              <m:sty m:val="p"/>
-            </m:rPr>
-            <m:t>≥</m:t>
-          </m:r>
-          <m:r>
-            <m:t>p</m:t>
-          </m:r>
-          <m:r>
-            <m:rPr>
-              <m:sty m:val="p"/>
-            </m:rPr>
-            <m:t>}</m:t>
+            <m:t>​</m:t>
           </m:r>
           <m:r>
             <m:rPr>
@@ -14909,25 +15040,37 @@
             <m:t> </m:t>
           </m:r>
           <m:r>
+            <m:t>p</m:t>
+          </m:r>
+          <m:r>
+            <m:rPr>
+              <m:sty m:val="p"/>
+            </m:rPr>
+            <m:t>∈</m:t>
+          </m:r>
+          <m:r>
+            <m:rPr>
+              <m:sty m:val="p"/>
+            </m:rPr>
+            <m:t>(</m:t>
+          </m:r>
+          <m:r>
             <m:t>0</m:t>
           </m:r>
           <m:r>
             <m:rPr>
               <m:sty m:val="p"/>
             </m:rPr>
-            <m:t>&lt;</m:t>
+            <m:t>,</m:t>
           </m:r>
           <m:r>
-            <m:t>p</m:t>
+            <m:t>1</m:t>
           </m:r>
           <m:r>
             <m:rPr>
               <m:sty m:val="p"/>
             </m:rPr>
-            <m:t>&lt;</m:t>
-          </m:r>
-          <m:r>
-            <m:t>1</m:t>
+            <m:t>)</m:t>
           </m:r>
           <m:r>
             <m:rPr>
@@ -14961,14 +15104,91 @@
       </w:r>
       <m:oMath>
         <m:r>
+          <m:t>p</m:t>
+        </m:r>
+        <m:r>
+          <m:rPr>
+            <m:sty m:val="p"/>
+          </m:rPr>
+          <m:t>∈</m:t>
+        </m:r>
+        <m:r>
+          <m:rPr>
+            <m:sty m:val="p"/>
+          </m:rPr>
+          <m:t>(</m:t>
+        </m:r>
+        <m:r>
           <m:t>0</m:t>
         </m:r>
         <m:r>
           <m:rPr>
             <m:sty m:val="p"/>
           </m:rPr>
-          <m:t>&lt;</m:t>
-        </m:r>
+          <m:t>,</m:t>
+        </m:r>
+        <m:r>
+          <m:t>1</m:t>
+        </m:r>
+        <m:r>
+          <m:rPr>
+            <m:sty m:val="p"/>
+          </m:rPr>
+          <m:t>)</m:t>
+        </m:r>
+      </m:oMath>
+      <w:r>
+        <w:t xml:space="preserve"> </w:t>
+      </w:r>
+      <w:r>
+        <w:t xml:space="preserve">keeps</w:t>
+      </w:r>
+      <w:r>
+        <w:t xml:space="preserve"> </w:t>
+      </w:r>
+      <m:oMath>
+        <m:r>
+          <m:rPr>
+            <m:sty m:val="p"/>
+          </m:rPr>
+          <m:t>Q</m:t>
+        </m:r>
+        <m:r>
+          <m:t>​</m:t>
+        </m:r>
+        <m:d>
+          <m:dPr>
+            <m:begChr m:val="("/>
+            <m:sepChr m:val=""/>
+            <m:endChr m:val=")"/>
+            <m:grow/>
+          </m:dPr>
+          <m:e>
+            <m:r>
+              <m:t>p</m:t>
+            </m:r>
+          </m:e>
+        </m:d>
+        <m:r>
+          <m:t>​</m:t>
+        </m:r>
+      </m:oMath>
+      <w:r>
+        <w:t xml:space="preserve"> </w:t>
+      </w:r>
+      <w:r>
+        <w:t xml:space="preserve">finite:</w:t>
+      </w:r>
+      <w:r>
+        <w:t xml:space="preserve"> </w:t>
+      </w:r>
+      <w:r>
+        <w:t xml:space="preserve">for</w:t>
+      </w:r>
+      <w:r>
+        <w:t xml:space="preserve"> </w:t>
+      </w:r>
+      <m:oMath>
         <m:r>
           <m:t>p</m:t>
         </m:r>
@@ -14976,71 +15196,13 @@
           <m:rPr>
             <m:sty m:val="p"/>
           </m:rPr>
-          <m:t>&lt;</m:t>
+          <m:t>=</m:t>
         </m:r>
         <m:r>
           <m:t>1</m:t>
         </m:r>
       </m:oMath>
       <w:r>
-        <w:t xml:space="preserve"> </w:t>
-      </w:r>
-      <w:r>
-        <w:t xml:space="preserve">keeps</w:t>
-      </w:r>
-      <w:r>
-        <w:t xml:space="preserve"> </w:t>
-      </w:r>
-      <m:oMath>
-        <m:r>
-          <m:t>Q</m:t>
-        </m:r>
-        <m:r>
-          <m:rPr>
-            <m:sty m:val="p"/>
-          </m:rPr>
-          <m:t>(</m:t>
-        </m:r>
-        <m:r>
-          <m:t>p</m:t>
-        </m:r>
-        <m:r>
-          <m:rPr>
-            <m:sty m:val="p"/>
-          </m:rPr>
-          <m:t>)</m:t>
-        </m:r>
-      </m:oMath>
-      <w:r>
-        <w:t xml:space="preserve"> </w:t>
-      </w:r>
-      <w:r>
-        <w:t xml:space="preserve">finite:</w:t>
-      </w:r>
-      <w:r>
-        <w:t xml:space="preserve"> </w:t>
-      </w:r>
-      <w:r>
-        <w:t xml:space="preserve">for</w:t>
-      </w:r>
-      <w:r>
-        <w:t xml:space="preserve"> </w:t>
-      </w:r>
-      <m:oMath>
-        <m:r>
-          <m:t>p</m:t>
-        </m:r>
-        <m:r>
-          <m:rPr>
-            <m:sty m:val="p"/>
-          </m:rPr>
-          <m:t>=</m:t>
-        </m:r>
-        <m:r>
-          <m:t>1</m:t>
-        </m:r>
-      </m:oMath>
-      <w:r>
         <w:t xml:space="preserve">, the set</w:t>
       </w:r>
       <w:r>
@@ -15048,81 +15210,99 @@
       </w:r>
       <m:oMath>
         <m:r>
-          <m:rPr>
-            <m:sty m:val="p"/>
-          </m:rPr>
-          <m:t>{</m:t>
-        </m:r>
-        <m:r>
-          <m:t>t</m:t>
-        </m:r>
-        <m:r>
-          <m:rPr>
-            <m:sty m:val="p"/>
-          </m:rPr>
-          <m:t>:</m:t>
-        </m:r>
-        <m:r>
+          <m:t>​</m:t>
+        </m:r>
+        <m:d>
+          <m:dPr>
+            <m:begChr m:val="{"/>
+            <m:sepChr m:val=""/>
+            <m:endChr m:val="}"/>
+            <m:grow/>
+          </m:dPr>
+          <m:e>
+            <m:r>
+              <m:t>t</m:t>
+            </m:r>
+            <m:r>
+              <m:rPr>
+                <m:sty m:val="p"/>
+              </m:rPr>
+              <m:t>:</m:t>
+            </m:r>
+            <m:r>
+              <m:rPr>
+                <m:sty m:val="p"/>
+              </m:rPr>
+              <m:t>F</m:t>
+            </m:r>
+            <m:r>
+              <m:t>​</m:t>
+            </m:r>
+            <m:d>
+              <m:dPr>
+                <m:begChr m:val="("/>
+                <m:sepChr m:val=""/>
+                <m:endChr m:val=")"/>
+                <m:grow/>
+              </m:dPr>
+              <m:e>
+                <m:r>
+                  <m:t>t</m:t>
+                </m:r>
+              </m:e>
+            </m:d>
+            <m:r>
+              <m:t>​</m:t>
+            </m:r>
+            <m:r>
+              <m:rPr>
+                <m:sty m:val="p"/>
+              </m:rPr>
+              <m:t>≥</m:t>
+            </m:r>
+            <m:r>
+              <m:t>1</m:t>
+            </m:r>
+          </m:e>
+        </m:d>
+        <m:r>
+          <m:t>​</m:t>
+        </m:r>
+      </m:oMath>
+      <w:r>
+        <w:t xml:space="preserve"> </w:t>
+      </w:r>
+      <w:r>
+        <w:t xml:space="preserve">is empty whenever</w:t>
+      </w:r>
+      <w:r>
+        <w:t xml:space="preserve"> </w:t>
+      </w:r>
+      <m:oMath>
+        <m:r>
+          <m:rPr>
+            <m:sty m:val="p"/>
+          </m:rPr>
           <m:t>F</m:t>
         </m:r>
         <m:r>
-          <m:rPr>
-            <m:sty m:val="p"/>
-          </m:rPr>
-          <m:t>(</m:t>
-        </m:r>
-        <m:r>
-          <m:t>t</m:t>
-        </m:r>
-        <m:r>
-          <m:rPr>
-            <m:sty m:val="p"/>
-          </m:rPr>
-          <m:t>)</m:t>
-        </m:r>
-        <m:r>
-          <m:rPr>
-            <m:sty m:val="p"/>
-          </m:rPr>
-          <m:t>≥</m:t>
-        </m:r>
-        <m:r>
-          <m:t>1</m:t>
-        </m:r>
-        <m:r>
-          <m:rPr>
-            <m:sty m:val="p"/>
-          </m:rPr>
-          <m:t>}</m:t>
-        </m:r>
-      </m:oMath>
-      <w:r>
-        <w:t xml:space="preserve"> </w:t>
-      </w:r>
-      <w:r>
-        <w:t xml:space="preserve">is empty whenever</w:t>
-      </w:r>
-      <w:r>
-        <w:t xml:space="preserve"> </w:t>
-      </w:r>
-      <m:oMath>
-        <m:r>
-          <m:t>F</m:t>
-        </m:r>
-        <m:r>
-          <m:rPr>
-            <m:sty m:val="p"/>
-          </m:rPr>
-          <m:t>(</m:t>
-        </m:r>
-        <m:r>
-          <m:t>t</m:t>
-        </m:r>
-        <m:r>
-          <m:rPr>
-            <m:sty m:val="p"/>
-          </m:rPr>
-          <m:t>)</m:t>
+          <m:t>​</m:t>
+        </m:r>
+        <m:d>
+          <m:dPr>
+            <m:begChr m:val="("/>
+            <m:sepChr m:val=""/>
+            <m:endChr m:val=")"/>
+            <m:grow/>
+          </m:dPr>
+          <m:e>
+            <m:r>
+              <m:t>t</m:t>
+            </m:r>
+          </m:e>
+        </m:d>
+        <m:r>
+          <m:t>​</m:t>
         </m:r>
         <m:r>
           <m:rPr>
@@ -15229,14 +15409,50 @@
       </w:r>
       <m:oMath>
         <m:r>
+          <m:rPr>
+            <m:sty m:val="p"/>
+          </m:rPr>
           <m:t>F</m:t>
         </m:r>
         <m:r>
-          <m:rPr>
-            <m:sty m:val="p"/>
-          </m:rPr>
-          <m:t>(</m:t>
-        </m:r>
+          <m:t>​</m:t>
+        </m:r>
+        <m:d>
+          <m:dPr>
+            <m:begChr m:val="("/>
+            <m:sepChr m:val=""/>
+            <m:endChr m:val=")"/>
+            <m:grow/>
+          </m:dPr>
+          <m:e>
+            <m:r>
+              <m:t>t</m:t>
+            </m:r>
+          </m:e>
+        </m:d>
+        <m:r>
+          <m:t>​</m:t>
+        </m:r>
+        <m:r>
+          <m:rPr>
+            <m:sty m:val="p"/>
+          </m:rPr>
+          <m:t>≥</m:t>
+        </m:r>
+        <m:r>
+          <m:t>0.5</m:t>
+        </m:r>
+      </m:oMath>
+      <w:r>
+        <w:t xml:space="preserve"> </w:t>
+      </w:r>
+      <w:r>
+        <w:t xml:space="preserve">first holds at</w:t>
+      </w:r>
+      <w:r>
+        <w:t xml:space="preserve"> </w:t>
+      </w:r>
+      <m:oMath>
         <m:r>
           <m:t>t</m:t>
         </m:r>
@@ -15244,35 +15460,6 @@
           <m:rPr>
             <m:sty m:val="p"/>
           </m:rPr>
-          <m:t>)</m:t>
-        </m:r>
-        <m:r>
-          <m:rPr>
-            <m:sty m:val="p"/>
-          </m:rPr>
-          <m:t>≥</m:t>
-        </m:r>
-        <m:r>
-          <m:t>0.5</m:t>
-        </m:r>
-      </m:oMath>
-      <w:r>
-        <w:t xml:space="preserve"> </w:t>
-      </w:r>
-      <w:r>
-        <w:t xml:space="preserve">first holds at</w:t>
-      </w:r>
-      <w:r>
-        <w:t xml:space="preserve"> </w:t>
-      </w:r>
-      <m:oMath>
-        <m:r>
-          <m:t>t</m:t>
-        </m:r>
-        <m:r>
-          <m:rPr>
-            <m:sty m:val="p"/>
-          </m:rPr>
           <m:t>=</m:t>
         </m:r>
         <m:r>
@@ -15293,22 +15480,29 @@
       </w:r>
       <m:oMath>
         <m:r>
+          <m:rPr>
+            <m:sty m:val="p"/>
+          </m:rPr>
           <m:t>Q</m:t>
         </m:r>
         <m:r>
-          <m:rPr>
-            <m:sty m:val="p"/>
-          </m:rPr>
-          <m:t>(</m:t>
-        </m:r>
-        <m:r>
-          <m:t>0.5</m:t>
-        </m:r>
-        <m:r>
-          <m:rPr>
-            <m:sty m:val="p"/>
-          </m:rPr>
-          <m:t>)</m:t>
+          <m:t>​</m:t>
+        </m:r>
+        <m:d>
+          <m:dPr>
+            <m:begChr m:val="("/>
+            <m:sepChr m:val=""/>
+            <m:endChr m:val=")"/>
+            <m:grow/>
+          </m:dPr>
+          <m:e>
+            <m:r>
+              <m:t>0.5</m:t>
+            </m:r>
+          </m:e>
+        </m:d>
+        <m:r>
+          <m:t>​</m:t>
         </m:r>
         <m:r>
           <m:rPr>
@@ -15325,7 +15519,168 @@
       </w:r>
     </w:p>
     <w:bookmarkEnd w:id="60"/>
-    <w:bookmarkStart w:id="61" w:name="thm-density-vs-CDF"/>
+    <w:p>
+      <w:pPr>
+        <w:pStyle w:val="BodyText"/>
+      </w:pPr>
+      <w:r>
+        <w:rPr>
+          <w:i/>
+          <w:iCs/>
+        </w:rPr>
+        <w:t xml:space="preserve">Remark</w:t>
+      </w:r>
+      <w:r>
+        <w:t xml:space="preserve">. </w:t>
+      </w:r>
+      <w:hyperlink w:anchor="fig-pmf-cdf-quantile">
+        <w:r>
+          <w:rPr>
+            <w:rStyle w:val="Hyperlink"/>
+          </w:rPr>
+          <w:t xml:space="preserve">Figure 1</w:t>
+        </w:r>
+      </w:hyperlink>
+      <w:r>
+        <w:t xml:space="preserve"> </w:t>
+      </w:r>
+      <w:r>
+        <w:t xml:space="preserve">shows the mass function, CDF and quantile function</w:t>
+      </w:r>
+      <w:r>
+        <w:t xml:space="preserve"> </w:t>
+      </w:r>
+      <w:r>
+        <w:t xml:space="preserve">of the number of heads in two fair coin flips (top row),</w:t>
+      </w:r>
+      <w:r>
+        <w:t xml:space="preserve"> </w:t>
+      </w:r>
+      <w:r>
+        <w:t xml:space="preserve">beside the density, CDF and quantile function of a standard normal variable (bottom row).</w:t>
+      </w:r>
+    </w:p>
+    <w:tbl>
+      <w:tblPr>
+        <w:tblStyle w:val="Table"/>
+        <w:tblW w:type="pct" w:w="5000"/>
+        <w:tblLayout w:type="fixed"/>
+        <w:tblLook w:firstRow="0" w:lastRow="0" w:firstColumn="0" w:lastColumn="0" w:noHBand="0" w:noVBand="0" w:val="0000"/>
+      </w:tblPr>
+      <w:tblGrid>
+        <w:gridCol w:w="7920"/>
+      </w:tblGrid>
+      <w:tr>
+        <w:tc>
+          <w:tcPr/>
+          <w:bookmarkStart w:id="64" w:name="fig-pmf-cdf-quantile"/>
+          <w:p>
+            <w:pPr>
+              <w:jc w:val="center"/>
+            </w:pPr>
+            <w:r>
+              <w:drawing>
+                <wp:inline>
+                  <wp:extent cx="5334000" cy="2963333"/>
+                  <wp:effectExtent b="0" l="0" r="0" t="0"/>
+                  <wp:docPr descr="" title="" id="62" name="Picture"/>
+                  <a:graphic>
+                    <a:graphicData uri="http://schemas.openxmlformats.org/drawingml/2006/picture">
+                      <pic:pic>
+                        <pic:nvPicPr>
+                          <pic:cNvPr descr="random-variables_files/figure-docx/pmf-cdf-quantile-plot-1.png" id="63" name="Picture"/>
+                          <pic:cNvPicPr>
+                            <a:picLocks noChangeArrowheads="1" noChangeAspect="1"/>
+                          </pic:cNvPicPr>
+                        </pic:nvPicPr>
+                        <pic:blipFill>
+                          <a:blip r:embed="rId61"/>
+                          <a:stretch>
+                            <a:fillRect/>
+                          </a:stretch>
+                        </pic:blipFill>
+                        <pic:spPr bwMode="auto">
+                          <a:xfrm>
+                            <a:off x="0" y="0"/>
+                            <a:ext cx="5334000" cy="2963333"/>
+                          </a:xfrm>
+                          <a:prstGeom prst="rect">
+                            <a:avLst/>
+                          </a:prstGeom>
+                          <a:noFill/>
+                          <a:ln w="9525">
+                            <a:noFill/>
+                            <a:headEnd/>
+                            <a:tailEnd/>
+                          </a:ln>
+                        </pic:spPr>
+                      </pic:pic>
+                    </a:graphicData>
+                  </a:graphic>
+                </wp:inline>
+              </w:drawing>
+            </w:r>
+          </w:p>
+          <w:p>
+            <w:pPr>
+              <w:jc w:val="center"/>
+            </w:pPr>
+            <w:pPr>
+              <w:jc w:val="left"/>
+              <w:spacing w:before="200"/>
+              <w:pStyle w:val="ImageCaption"/>
+            </w:pPr>
+            <w:r>
+              <w:t xml:space="preserve">Figure 1: A probability mass function, cumulative distribution function and quantile function</w:t>
+            </w:r>
+            <w:r>
+              <w:t xml:space="preserve"> </w:t>
+            </w:r>
+            <w:r>
+              <w:t xml:space="preserve">for a discrete random variable</w:t>
+            </w:r>
+            <w:r>
+              <w:t xml:space="preserve"> </w:t>
+            </w:r>
+            <w:r>
+              <w:t xml:space="preserve">(top row: the number of heads in two fair coin flips)</w:t>
+            </w:r>
+            <w:r>
+              <w:t xml:space="preserve"> </w:t>
+            </w:r>
+            <w:r>
+              <w:t xml:space="preserve">and a continuous one</w:t>
+            </w:r>
+            <w:r>
+              <w:t xml:space="preserve"> </w:t>
+            </w:r>
+            <w:r>
+              <w:t xml:space="preserve">(bottom row: the standard normal distribution).</w:t>
+            </w:r>
+            <w:r>
+              <w:t xml:space="preserve"> </w:t>
+            </w:r>
+            <w:r>
+              <w:t xml:space="preserve">The shaded area under the normal density up to a point equals the CDF at that point.</w:t>
+            </w:r>
+            <w:r>
+              <w:t xml:space="preserve"> </w:t>
+            </w:r>
+            <w:r>
+              <w:t xml:space="preserve">The quantile function reverses the CDF:</w:t>
+            </w:r>
+            <w:r>
+              <w:t xml:space="preserve"> </w:t>
+            </w:r>
+            <w:r>
+              <w:t xml:space="preserve">its axes are the CDF’s, swapped.</w:t>
+            </w:r>
+          </w:p>
+          <w:bookmarkEnd w:id="64"/>
+        </w:tc>
+      </w:tr>
+    </w:tbl>
+    <w:bookmarkStart w:id="65" w:name="thm-density-vs-CDF"/>
     <w:p>
       <w:pPr>
         <w:pStyle w:val="BodyText"/>
@@ -15376,6 +15731,9 @@
       </w:r>
       <m:oMath>
         <m:r>
+          <m:rPr>
+            <m:sty m:val="p"/>
+          </m:rPr>
           <m:t>F</m:t>
         </m:r>
       </m:oMath>
@@ -15410,22 +15768,29 @@
         </m:oMathParaPr>
         <m:oMath>
           <m:r>
+            <m:rPr>
+              <m:sty m:val="p"/>
+            </m:rPr>
             <m:t>F</m:t>
           </m:r>
           <m:r>
-            <m:rPr>
-              <m:sty m:val="p"/>
-            </m:rPr>
-            <m:t>(</m:t>
+            <m:t>​</m:t>
           </m:r>
+          <m:d>
+            <m:dPr>
+              <m:begChr m:val="("/>
+              <m:sepChr m:val=""/>
+              <m:endChr m:val=")"/>
+              <m:grow/>
+            </m:dPr>
+            <m:e>
+              <m:r>
+                <m:t>t</m:t>
+              </m:r>
+            </m:e>
+          </m:d>
           <m:r>
-            <m:t>t</m:t>
-          </m:r>
-          <m:r>
-            <m:rPr>
-              <m:sty m:val="p"/>
-            </m:rPr>
-            <m:t>)</m:t>
+            <m:t>​</m:t>
           </m:r>
           <m:r>
             <m:rPr>
@@ -15492,7 +15857,7 @@
         </m:oMath>
       </m:oMathPara>
     </w:p>
-    <w:bookmarkEnd w:id="61"/>
+    <w:bookmarkEnd w:id="65"/>
     <w:p>
       <w:pPr>
         <w:pStyle w:val="FirstParagraph"/>
@@ -15730,22 +16095,29 @@
           <m:eqArr>
             <m:e>
               <m:r>
+                <m:rPr>
+                  <m:sty m:val="p"/>
+                </m:rPr>
                 <m:t>F</m:t>
               </m:r>
               <m:r>
-                <m:rPr>
-                  <m:sty m:val="p"/>
-                </m:rPr>
-                <m:t>(</m:t>
-              </m:r>
-              <m:r>
-                <m:t>t</m:t>
-              </m:r>
-              <m:r>
-                <m:rPr>
-                  <m:sty m:val="p"/>
-                </m:rPr>
-                <m:t>)</m:t>
+                <m:t>​</m:t>
+              </m:r>
+              <m:d>
+                <m:dPr>
+                  <m:begChr m:val="("/>
+                  <m:sepChr m:val=""/>
+                  <m:endChr m:val=")"/>
+                  <m:grow/>
+                </m:dPr>
+                <m:e>
+                  <m:r>
+                    <m:t>t</m:t>
+                  </m:r>
+                </m:e>
+              </m:d>
+              <m:r>
+                <m:t>​</m:t>
               </m:r>
               <m:r>
                 <m:t>&amp;</m:t>
@@ -15856,22 +16228,29 @@
                 <m:t>=</m:t>
               </m:r>
               <m:r>
+                <m:rPr>
+                  <m:sty m:val="p"/>
+                </m:rPr>
                 <m:t>F</m:t>
               </m:r>
               <m:r>
-                <m:rPr>
-                  <m:sty m:val="p"/>
-                </m:rPr>
-                <m:t>(</m:t>
-              </m:r>
-              <m:r>
-                <m:t>a</m:t>
-              </m:r>
-              <m:r>
-                <m:rPr>
-                  <m:sty m:val="p"/>
-                </m:rPr>
-                <m:t>)</m:t>
+                <m:t>​</m:t>
+              </m:r>
+              <m:d>
+                <m:dPr>
+                  <m:begChr m:val="("/>
+                  <m:sepChr m:val=""/>
+                  <m:endChr m:val=")"/>
+                  <m:grow/>
+                </m:dPr>
+                <m:e>
+                  <m:r>
+                    <m:t>a</m:t>
+                  </m:r>
+                </m:e>
+              </m:d>
+              <m:r>
+                <m:t>​</m:t>
               </m:r>
               <m:r>
                 <m:rPr>
@@ -15989,22 +16368,29 @@
                 <m:t>=</m:t>
               </m:r>
               <m:r>
+                <m:rPr>
+                  <m:sty m:val="p"/>
+                </m:rPr>
                 <m:t>F</m:t>
               </m:r>
               <m:r>
-                <m:rPr>
-                  <m:sty m:val="p"/>
-                </m:rPr>
-                <m:t>(</m:t>
-              </m:r>
-              <m:r>
-                <m:t>a</m:t>
-              </m:r>
-              <m:r>
-                <m:rPr>
-                  <m:sty m:val="p"/>
-                </m:rPr>
-                <m:t>)</m:t>
+                <m:t>​</m:t>
+              </m:r>
+              <m:d>
+                <m:dPr>
+                  <m:begChr m:val="("/>
+                  <m:sepChr m:val=""/>
+                  <m:endChr m:val=")"/>
+                  <m:grow/>
+                </m:dPr>
+                <m:e>
+                  <m:r>
+                    <m:t>a</m:t>
+                  </m:r>
+                </m:e>
+              </m:d>
+              <m:r>
+                <m:t>​</m:t>
               </m:r>
               <m:r>
                 <m:rPr>
@@ -16118,22 +16504,29 @@
       </w:r>
       <m:oMath>
         <m:r>
+          <m:rPr>
+            <m:sty m:val="p"/>
+          </m:rPr>
           <m:t>F</m:t>
         </m:r>
         <m:r>
-          <m:rPr>
-            <m:sty m:val="p"/>
-          </m:rPr>
-          <m:t>(</m:t>
-        </m:r>
-        <m:r>
-          <m:t>a</m:t>
-        </m:r>
-        <m:r>
-          <m:rPr>
-            <m:sty m:val="p"/>
-          </m:rPr>
-          <m:t>)</m:t>
+          <m:t>​</m:t>
+        </m:r>
+        <m:d>
+          <m:dPr>
+            <m:begChr m:val="("/>
+            <m:sepChr m:val=""/>
+            <m:endChr m:val=")"/>
+            <m:grow/>
+          </m:dPr>
+          <m:e>
+            <m:r>
+              <m:t>a</m:t>
+            </m:r>
+          </m:e>
+        </m:d>
+        <m:r>
+          <m:t>​</m:t>
         </m:r>
         <m:r>
           <m:rPr>
@@ -16173,22 +16566,29 @@
       </w:r>
       <m:oMath>
         <m:r>
+          <m:rPr>
+            <m:sty m:val="p"/>
+          </m:rPr>
           <m:t>F</m:t>
         </m:r>
         <m:r>
-          <m:rPr>
-            <m:sty m:val="p"/>
-          </m:rPr>
-          <m:t>(</m:t>
-        </m:r>
-        <m:r>
-          <m:t>t</m:t>
-        </m:r>
-        <m:r>
-          <m:rPr>
-            <m:sty m:val="p"/>
-          </m:rPr>
-          <m:t>)</m:t>
+          <m:t>​</m:t>
+        </m:r>
+        <m:d>
+          <m:dPr>
+            <m:begChr m:val="("/>
+            <m:sepChr m:val=""/>
+            <m:endChr m:val=")"/>
+            <m:grow/>
+          </m:dPr>
+          <m:e>
+            <m:r>
+              <m:t>t</m:t>
+            </m:r>
+          </m:e>
+        </m:d>
+        <m:r>
+          <m:t>​</m:t>
         </m:r>
         <m:r>
           <m:rPr>
@@ -16257,7 +16657,7 @@
         <w:t xml:space="preserve">.</w:t>
       </w:r>
     </w:p>
-    <w:bookmarkStart w:id="62" w:name="thm-cdf-derivative-is-density"/>
+    <w:bookmarkStart w:id="66" w:name="thm-cdf-derivative-is-density"/>
     <w:p>
       <w:pPr>
         <w:pStyle w:val="BodyText"/>
@@ -16308,6 +16708,9 @@
       </w:r>
       <m:oMath>
         <m:r>
+          <m:rPr>
+            <m:sty m:val="p"/>
+          </m:rPr>
           <m:t>F</m:t>
         </m:r>
       </m:oMath>
@@ -16407,27 +16810,34 @@
             </m:den>
           </m:f>
           <m:r>
+            <m:rPr>
+              <m:sty m:val="p"/>
+            </m:rPr>
             <m:t>F</m:t>
           </m:r>
           <m:r>
-            <m:rPr>
-              <m:sty m:val="p"/>
-            </m:rPr>
-            <m:t>(</m:t>
+            <m:t>​</m:t>
           </m:r>
+          <m:d>
+            <m:dPr>
+              <m:begChr m:val="("/>
+              <m:sepChr m:val=""/>
+              <m:endChr m:val=")"/>
+              <m:grow/>
+            </m:dPr>
+            <m:e>
+              <m:r>
+                <m:t>t</m:t>
+              </m:r>
+            </m:e>
+          </m:d>
           <m:r>
-            <m:t>t</m:t>
-          </m:r>
-          <m:r>
-            <m:rPr>
-              <m:sty m:val="p"/>
-            </m:rPr>
-            <m:t>)</m:t>
+            <m:t>​</m:t>
           </m:r>
         </m:oMath>
       </m:oMathPara>
     </w:p>
-    <w:bookmarkEnd w:id="62"/>
+    <w:bookmarkEnd w:id="66"/>
     <w:p>
       <w:pPr>
         <w:pStyle w:val="FirstParagraph"/>
@@ -16464,22 +16874,29 @@
       </w:r>
       <m:oMath>
         <m:r>
+          <m:rPr>
+            <m:sty m:val="p"/>
+          </m:rPr>
           <m:t>F</m:t>
         </m:r>
         <m:r>
-          <m:rPr>
-            <m:sty m:val="p"/>
-          </m:rPr>
-          <m:t>(</m:t>
-        </m:r>
-        <m:r>
-          <m:t>t</m:t>
-        </m:r>
-        <m:r>
-          <m:rPr>
-            <m:sty m:val="p"/>
-          </m:rPr>
-          <m:t>)</m:t>
+          <m:t>​</m:t>
+        </m:r>
+        <m:d>
+          <m:dPr>
+            <m:begChr m:val="("/>
+            <m:sepChr m:val=""/>
+            <m:endChr m:val=")"/>
+            <m:grow/>
+          </m:dPr>
+          <m:e>
+            <m:r>
+              <m:t>t</m:t>
+            </m:r>
+          </m:e>
+        </m:d>
+        <m:r>
+          <m:t>​</m:t>
         </m:r>
         <m:r>
           <m:rPr>
@@ -16697,7 +17114,7 @@
         <w:t xml:space="preserve">is continuous.</w:t>
       </w:r>
     </w:p>
-    <w:bookmarkStart w:id="63" w:name="cor-cdf-derivative-density-ae"/>
+    <w:bookmarkStart w:id="67" w:name="cor-cdf-derivative-density-ae"/>
     <w:p>
       <w:pPr>
         <w:pStyle w:val="BodyText"/>
@@ -16734,6 +17151,9 @@
       </w:r>
       <m:oMath>
         <m:r>
+          <m:rPr>
+            <m:sty m:val="p"/>
+          </m:rPr>
           <m:t>F</m:t>
         </m:r>
       </m:oMath>
@@ -16768,6 +17188,9 @@
       </w:r>
       <m:oMath>
         <m:r>
+          <m:rPr>
+            <m:sty m:val="p"/>
+          </m:rPr>
           <m:t>F</m:t>
         </m:r>
       </m:oMath>
@@ -16784,6 +17207,9 @@
         <m:sSup>
           <m:e>
             <m:r>
+              <m:rPr>
+                <m:sty m:val="p"/>
+              </m:rPr>
               <m:t>F</m:t>
             </m:r>
           </m:e>
@@ -16813,7 +17239,7 @@
         <w:t xml:space="preserve">at all but finitely many points.</w:t>
       </w:r>
     </w:p>
-    <w:bookmarkEnd w:id="63"/>
+    <w:bookmarkEnd w:id="67"/>
     <w:p>
       <w:pPr>
         <w:pStyle w:val="BodyText"/>
@@ -16883,6 +17309,9 @@
         <m:sSup>
           <m:e>
             <m:r>
+              <m:rPr>
+                <m:sty m:val="p"/>
+              </m:rPr>
               <m:t>F</m:t>
             </m:r>
           </m:e>
@@ -16986,7 +17415,7 @@
         <w:t xml:space="preserve">applies to each of them.</w:t>
       </w:r>
     </w:p>
-    <w:bookmarkStart w:id="64" w:name="exm-density-vs-CDF"/>
+    <w:bookmarkStart w:id="68" w:name="exm-density-vs-CDF"/>
     <w:p>
       <w:pPr>
         <w:pStyle w:val="BodyText"/>
@@ -17143,22 +17572,29 @@
           <m:eqArr>
             <m:e>
               <m:r>
+                <m:rPr>
+                  <m:sty m:val="p"/>
+                </m:rPr>
                 <m:t>F</m:t>
               </m:r>
               <m:r>
-                <m:rPr>
-                  <m:sty m:val="p"/>
-                </m:rPr>
-                <m:t>(</m:t>
-              </m:r>
-              <m:r>
-                <m:t>t</m:t>
-              </m:r>
-              <m:r>
-                <m:rPr>
-                  <m:sty m:val="p"/>
-                </m:rPr>
-                <m:t>)</m:t>
+                <m:t>​</m:t>
+              </m:r>
+              <m:d>
+                <m:dPr>
+                  <m:begChr m:val="("/>
+                  <m:sepChr m:val=""/>
+                  <m:endChr m:val=")"/>
+                  <m:grow/>
+                </m:dPr>
+                <m:e>
+                  <m:r>
+                    <m:t>t</m:t>
+                  </m:r>
+                </m:e>
+              </m:d>
+              <m:r>
+                <m:t>​</m:t>
               </m:r>
               <m:r>
                 <m:t>&amp;</m:t>
@@ -17482,22 +17918,29 @@
                 </m:den>
               </m:f>
               <m:r>
+                <m:rPr>
+                  <m:sty m:val="p"/>
+                </m:rPr>
                 <m:t>F</m:t>
               </m:r>
               <m:r>
-                <m:rPr>
-                  <m:sty m:val="p"/>
-                </m:rPr>
-                <m:t>(</m:t>
-              </m:r>
-              <m:r>
-                <m:t>t</m:t>
-              </m:r>
-              <m:r>
-                <m:rPr>
-                  <m:sty m:val="p"/>
-                </m:rPr>
-                <m:t>)</m:t>
+                <m:t>​</m:t>
+              </m:r>
+              <m:d>
+                <m:dPr>
+                  <m:begChr m:val="("/>
+                  <m:sepChr m:val=""/>
+                  <m:endChr m:val=")"/>
+                  <m:grow/>
+                </m:dPr>
+                <m:e>
+                  <m:r>
+                    <m:t>t</m:t>
+                  </m:r>
+                </m:e>
+              </m:d>
+              <m:r>
+                <m:t>​</m:t>
               </m:r>
               <m:r>
                 <m:t>&amp;</m:t>
@@ -17597,6 +18040,9 @@
       </w:r>
       <m:oMath>
         <m:r>
+          <m:rPr>
+            <m:sty m:val="p"/>
+          </m:rPr>
           <m:t>F</m:t>
         </m:r>
       </m:oMath>
@@ -17613,8 +18059,8 @@
         <w:t xml:space="preserve">its slope is 1 on the left and 0 on the right.</w:t>
       </w:r>
     </w:p>
-    <w:bookmarkEnd w:id="64"/>
-    <w:bookmarkStart w:id="65" w:name="thm-cdf-derivative-density"/>
+    <w:bookmarkEnd w:id="68"/>
+    <w:bookmarkStart w:id="69" w:name="thm-cdf-derivative-density"/>
     <w:p>
       <w:pPr>
         <w:pStyle w:val="BodyText"/>
@@ -17637,6 +18083,9 @@
       </w:r>
       <m:oMath>
         <m:r>
+          <m:rPr>
+            <m:sty m:val="p"/>
+          </m:rPr>
           <m:t>F</m:t>
         </m:r>
       </m:oMath>
@@ -17699,6 +18148,9 @@
         <m:sSup>
           <m:e>
             <m:r>
+              <m:rPr>
+                <m:sty m:val="p"/>
+              </m:rPr>
               <m:t>F</m:t>
             </m:r>
           </m:e>
@@ -17736,7 +18188,7 @@
         <w:t xml:space="preserve">.</w:t>
       </w:r>
     </w:p>
-    <w:bookmarkEnd w:id="65"/>
+    <w:bookmarkEnd w:id="69"/>
     <w:p>
       <w:pPr>
         <w:pStyle w:val="BodyText"/>
@@ -18246,22 +18698,29 @@
                 <m:t>=</m:t>
               </m:r>
               <m:r>
+                <m:rPr>
+                  <m:sty m:val="p"/>
+                </m:rPr>
                 <m:t>F</m:t>
               </m:r>
               <m:r>
-                <m:rPr>
-                  <m:sty m:val="p"/>
-                </m:rPr>
-                <m:t>(</m:t>
-              </m:r>
-              <m:r>
-                <m:t>x</m:t>
-              </m:r>
-              <m:r>
-                <m:rPr>
-                  <m:sty m:val="p"/>
-                </m:rPr>
-                <m:t>)</m:t>
+                <m:t>​</m:t>
+              </m:r>
+              <m:d>
+                <m:dPr>
+                  <m:begChr m:val="("/>
+                  <m:sepChr m:val=""/>
+                  <m:endChr m:val=")"/>
+                  <m:grow/>
+                </m:dPr>
+                <m:e>
+                  <m:r>
+                    <m:t>x</m:t>
+                  </m:r>
+                </m:e>
+              </m:d>
+              <m:r>
+                <m:t>​</m:t>
               </m:r>
               <m:r>
                 <m:rPr>
@@ -18270,34 +18729,41 @@
                 <m:t>−</m:t>
               </m:r>
               <m:r>
+                <m:rPr>
+                  <m:sty m:val="p"/>
+                </m:rPr>
                 <m:t>F</m:t>
               </m:r>
               <m:r>
-                <m:rPr>
-                  <m:sty m:val="p"/>
-                </m:rPr>
-                <m:t>(</m:t>
-              </m:r>
-              <m:r>
-                <m:t>x</m:t>
-              </m:r>
-              <m:r>
-                <m:rPr>
-                  <m:sty m:val="p"/>
-                </m:rPr>
-                <m:t>−</m:t>
-              </m:r>
-              <m:r>
-                <m:rPr>
-                  <m:sty m:val="p"/>
-                </m:rPr>
-                <m:t>Δ</m:t>
-              </m:r>
-              <m:r>
-                <m:rPr>
-                  <m:sty m:val="p"/>
-                </m:rPr>
-                <m:t>)</m:t>
+                <m:t>​</m:t>
+              </m:r>
+              <m:d>
+                <m:dPr>
+                  <m:begChr m:val="("/>
+                  <m:sepChr m:val=""/>
+                  <m:endChr m:val=")"/>
+                  <m:grow/>
+                </m:dPr>
+                <m:e>
+                  <m:r>
+                    <m:t>x</m:t>
+                  </m:r>
+                  <m:r>
+                    <m:rPr>
+                      <m:sty m:val="p"/>
+                    </m:rPr>
+                    <m:t>−</m:t>
+                  </m:r>
+                  <m:r>
+                    <m:rPr>
+                      <m:sty m:val="p"/>
+                    </m:rPr>
+                    <m:t>Δ</m:t>
+                  </m:r>
+                </m:e>
+              </m:d>
+              <m:r>
+                <m:t>​</m:t>
               </m:r>
               <m:r>
                 <m:t>&amp;</m:t>
@@ -18329,22 +18795,29 @@
       </w:r>
       <m:oMath>
         <m:r>
+          <m:rPr>
+            <m:sty m:val="p"/>
+          </m:rPr>
           <m:t>F</m:t>
         </m:r>
         <m:r>
-          <m:rPr>
-            <m:sty m:val="p"/>
-          </m:rPr>
-          <m:t>(</m:t>
-        </m:r>
-        <m:r>
-          <m:t>x</m:t>
-        </m:r>
-        <m:r>
-          <m:rPr>
-            <m:sty m:val="p"/>
-          </m:rPr>
-          <m:t>)</m:t>
+          <m:t>​</m:t>
+        </m:r>
+        <m:d>
+          <m:dPr>
+            <m:begChr m:val="("/>
+            <m:sepChr m:val=""/>
+            <m:endChr m:val=")"/>
+            <m:grow/>
+          </m:dPr>
+          <m:e>
+            <m:r>
+              <m:t>x</m:t>
+            </m:r>
+          </m:e>
+        </m:d>
+        <m:r>
+          <m:t>​</m:t>
         </m:r>
         <m:r>
           <m:rPr>
@@ -18353,23 +18826,62 @@
           <m:t>−</m:t>
         </m:r>
         <m:r>
+          <m:rPr>
+            <m:sty m:val="p"/>
+          </m:rPr>
           <m:t>F</m:t>
         </m:r>
         <m:r>
-          <m:rPr>
-            <m:sty m:val="p"/>
-          </m:rPr>
-          <m:t>(</m:t>
-        </m:r>
-        <m:r>
-          <m:t>x</m:t>
-        </m:r>
-        <m:r>
-          <m:rPr>
-            <m:sty m:val="p"/>
-          </m:rPr>
-          <m:t>−</m:t>
-        </m:r>
+          <m:t>​</m:t>
+        </m:r>
+        <m:d>
+          <m:dPr>
+            <m:begChr m:val="("/>
+            <m:sepChr m:val=""/>
+            <m:endChr m:val=")"/>
+            <m:grow/>
+          </m:dPr>
+          <m:e>
+            <m:r>
+              <m:t>x</m:t>
+            </m:r>
+            <m:r>
+              <m:rPr>
+                <m:sty m:val="p"/>
+              </m:rPr>
+              <m:t>−</m:t>
+            </m:r>
+            <m:r>
+              <m:rPr>
+                <m:sty m:val="p"/>
+              </m:rPr>
+              <m:t>Δ</m:t>
+            </m:r>
+          </m:e>
+        </m:d>
+        <m:r>
+          <m:t>​</m:t>
+        </m:r>
+        <m:r>
+          <m:rPr>
+            <m:sty m:val="p"/>
+          </m:rPr>
+          <m:t>→</m:t>
+        </m:r>
+        <m:r>
+          <m:t>0</m:t>
+        </m:r>
+      </m:oMath>
+      <w:r>
+        <w:t xml:space="preserve"> </w:t>
+      </w:r>
+      <w:r>
+        <w:t xml:space="preserve">as</w:t>
+      </w:r>
+      <w:r>
+        <w:t xml:space="preserve"> </w:t>
+      </w:r>
+      <m:oMath>
         <m:r>
           <m:rPr>
             <m:sty m:val="p"/>
@@ -18380,45 +18892,13 @@
           <m:rPr>
             <m:sty m:val="p"/>
           </m:rPr>
-          <m:t>)</m:t>
-        </m:r>
-        <m:r>
-          <m:rPr>
-            <m:sty m:val="p"/>
-          </m:rPr>
-          <m:t>→</m:t>
+          <m:t>↓</m:t>
         </m:r>
         <m:r>
           <m:t>0</m:t>
         </m:r>
       </m:oMath>
       <w:r>
-        <w:t xml:space="preserve"> </w:t>
-      </w:r>
-      <w:r>
-        <w:t xml:space="preserve">as</w:t>
-      </w:r>
-      <w:r>
-        <w:t xml:space="preserve"> </w:t>
-      </w:r>
-      <m:oMath>
-        <m:r>
-          <m:rPr>
-            <m:sty m:val="p"/>
-          </m:rPr>
-          <m:t>Δ</m:t>
-        </m:r>
-        <m:r>
-          <m:rPr>
-            <m:sty m:val="p"/>
-          </m:rPr>
-          <m:t>↓</m:t>
-        </m:r>
-        <m:r>
-          <m:t>0</m:t>
-        </m:r>
-      </m:oMath>
-      <w:r>
         <w:t xml:space="preserve">, because</w:t>
       </w:r>
       <w:r>
@@ -18426,6 +18906,9 @@
       </w:r>
       <m:oMath>
         <m:r>
+          <m:rPr>
+            <m:sty m:val="p"/>
+          </m:rPr>
           <m:t>F</m:t>
         </m:r>
       </m:oMath>
@@ -18712,22 +19195,29 @@
                 <m:t>=</m:t>
               </m:r>
               <m:r>
+                <m:rPr>
+                  <m:sty m:val="p"/>
+                </m:rPr>
                 <m:t>F</m:t>
               </m:r>
               <m:r>
-                <m:rPr>
-                  <m:sty m:val="p"/>
-                </m:rPr>
-                <m:t>(</m:t>
-              </m:r>
-              <m:r>
-                <m:t>b</m:t>
-              </m:r>
-              <m:r>
-                <m:rPr>
-                  <m:sty m:val="p"/>
-                </m:rPr>
-                <m:t>)</m:t>
+                <m:t>​</m:t>
+              </m:r>
+              <m:d>
+                <m:dPr>
+                  <m:begChr m:val="("/>
+                  <m:sepChr m:val=""/>
+                  <m:endChr m:val=")"/>
+                  <m:grow/>
+                </m:dPr>
+                <m:e>
+                  <m:r>
+                    <m:t>b</m:t>
+                  </m:r>
+                </m:e>
+              </m:d>
+              <m:r>
+                <m:t>​</m:t>
               </m:r>
               <m:r>
                 <m:rPr>
@@ -18736,22 +19226,29 @@
                 <m:t>−</m:t>
               </m:r>
               <m:r>
+                <m:rPr>
+                  <m:sty m:val="p"/>
+                </m:rPr>
                 <m:t>F</m:t>
               </m:r>
               <m:r>
-                <m:rPr>
-                  <m:sty m:val="p"/>
-                </m:rPr>
-                <m:t>(</m:t>
-              </m:r>
-              <m:r>
-                <m:t>a</m:t>
-              </m:r>
-              <m:r>
-                <m:rPr>
-                  <m:sty m:val="p"/>
-                </m:rPr>
-                <m:t>)</m:t>
+                <m:t>​</m:t>
+              </m:r>
+              <m:d>
+                <m:dPr>
+                  <m:begChr m:val="("/>
+                  <m:sepChr m:val=""/>
+                  <m:endChr m:val=")"/>
+                  <m:grow/>
+                </m:dPr>
+                <m:e>
+                  <m:r>
+                    <m:t>a</m:t>
+                  </m:r>
+                </m:e>
+              </m:d>
+              <m:r>
+                <m:t>​</m:t>
               </m:r>
               <m:r>
                 <m:t>&amp;</m:t>
@@ -18798,6 +19295,9 @@
                   <m:sSup>
                     <m:e>
                       <m:r>
+                        <m:rPr>
+                          <m:sty m:val="p"/>
+                        </m:rPr>
                         <m:t>F</m:t>
                       </m:r>
                     </m:e>
@@ -18915,6 +19415,9 @@
         <m:sSup>
           <m:e>
             <m:r>
+              <m:rPr>
+                <m:sty m:val="p"/>
+              </m:rPr>
               <m:t>F</m:t>
             </m:r>
           </m:e>
@@ -18945,6 +19448,9 @@
       </w:r>
       <m:oMath>
         <m:r>
+          <m:rPr>
+            <m:sty m:val="p"/>
+          </m:rPr>
           <m:t>F</m:t>
         </m:r>
       </m:oMath>
@@ -18967,6 +19473,9 @@
         <m:sSup>
           <m:e>
             <m:r>
+              <m:rPr>
+                <m:sty m:val="p"/>
+              </m:rPr>
               <m:t>F</m:t>
             </m:r>
           </m:e>
@@ -19000,6 +19509,9 @@
       </w:r>
       <m:oMath>
         <m:r>
+          <m:rPr>
+            <m:sty m:val="p"/>
+          </m:rPr>
           <m:t>F</m:t>
         </m:r>
       </m:oMath>
@@ -19021,7 +19533,7 @@
         <w:t xml:space="preserve">).</w:t>
       </w:r>
     </w:p>
-    <w:bookmarkStart w:id="66" w:name="exm-cdf-derivative-density"/>
+    <w:bookmarkStart w:id="70" w:name="exm-cdf-derivative-density"/>
     <w:p>
       <w:pPr>
         <w:pStyle w:val="BodyText"/>
@@ -19058,14 +19570,50 @@
       </w:r>
       <m:oMath>
         <m:r>
+          <m:rPr>
+            <m:sty m:val="p"/>
+          </m:rPr>
           <m:t>F</m:t>
         </m:r>
         <m:r>
-          <m:rPr>
-            <m:sty m:val="p"/>
-          </m:rPr>
-          <m:t>(</m:t>
-        </m:r>
+          <m:t>​</m:t>
+        </m:r>
+        <m:d>
+          <m:dPr>
+            <m:begChr m:val="("/>
+            <m:sepChr m:val=""/>
+            <m:endChr m:val=")"/>
+            <m:grow/>
+          </m:dPr>
+          <m:e>
+            <m:r>
+              <m:t>t</m:t>
+            </m:r>
+          </m:e>
+        </m:d>
+        <m:r>
+          <m:t>​</m:t>
+        </m:r>
+        <m:r>
+          <m:rPr>
+            <m:sty m:val="p"/>
+          </m:rPr>
+          <m:t>=</m:t>
+        </m:r>
+        <m:r>
+          <m:t>0</m:t>
+        </m:r>
+      </m:oMath>
+      <w:r>
+        <w:t xml:space="preserve"> </w:t>
+      </w:r>
+      <w:r>
+        <w:t xml:space="preserve">for</w:t>
+      </w:r>
+      <w:r>
+        <w:t xml:space="preserve"> </w:t>
+      </w:r>
+      <m:oMath>
         <m:r>
           <m:t>t</m:t>
         </m:r>
@@ -19073,42 +19621,13 @@
           <m:rPr>
             <m:sty m:val="p"/>
           </m:rPr>
-          <m:t>)</m:t>
-        </m:r>
-        <m:r>
-          <m:rPr>
-            <m:sty m:val="p"/>
-          </m:rPr>
-          <m:t>=</m:t>
+          <m:t>&lt;</m:t>
         </m:r>
         <m:r>
           <m:t>0</m:t>
         </m:r>
       </m:oMath>
       <w:r>
-        <w:t xml:space="preserve"> </w:t>
-      </w:r>
-      <w:r>
-        <w:t xml:space="preserve">for</w:t>
-      </w:r>
-      <w:r>
-        <w:t xml:space="preserve"> </w:t>
-      </w:r>
-      <m:oMath>
-        <m:r>
-          <m:t>t</m:t>
-        </m:r>
-        <m:r>
-          <m:rPr>
-            <m:sty m:val="p"/>
-          </m:rPr>
-          <m:t>&lt;</m:t>
-        </m:r>
-        <m:r>
-          <m:t>0</m:t>
-        </m:r>
-      </m:oMath>
-      <w:r>
         <w:t xml:space="preserve">,</w:t>
       </w:r>
       <w:r>
@@ -19116,22 +19635,29 @@
       </w:r>
       <m:oMath>
         <m:r>
+          <m:rPr>
+            <m:sty m:val="p"/>
+          </m:rPr>
           <m:t>F</m:t>
         </m:r>
         <m:r>
-          <m:rPr>
-            <m:sty m:val="p"/>
-          </m:rPr>
-          <m:t>(</m:t>
-        </m:r>
-        <m:r>
-          <m:t>t</m:t>
-        </m:r>
-        <m:r>
-          <m:rPr>
-            <m:sty m:val="p"/>
-          </m:rPr>
-          <m:t>)</m:t>
+          <m:t>​</m:t>
+        </m:r>
+        <m:d>
+          <m:dPr>
+            <m:begChr m:val="("/>
+            <m:sepChr m:val=""/>
+            <m:endChr m:val=")"/>
+            <m:grow/>
+          </m:dPr>
+          <m:e>
+            <m:r>
+              <m:t>t</m:t>
+            </m:r>
+          </m:e>
+        </m:d>
+        <m:r>
+          <m:t>​</m:t>
         </m:r>
         <m:r>
           <m:rPr>
@@ -19198,14 +19724,50 @@
       </w:r>
       <m:oMath>
         <m:r>
+          <m:rPr>
+            <m:sty m:val="p"/>
+          </m:rPr>
           <m:t>F</m:t>
         </m:r>
         <m:r>
-          <m:rPr>
-            <m:sty m:val="p"/>
-          </m:rPr>
-          <m:t>(</m:t>
-        </m:r>
+          <m:t>​</m:t>
+        </m:r>
+        <m:d>
+          <m:dPr>
+            <m:begChr m:val="("/>
+            <m:sepChr m:val=""/>
+            <m:endChr m:val=")"/>
+            <m:grow/>
+          </m:dPr>
+          <m:e>
+            <m:r>
+              <m:t>t</m:t>
+            </m:r>
+          </m:e>
+        </m:d>
+        <m:r>
+          <m:t>​</m:t>
+        </m:r>
+        <m:r>
+          <m:rPr>
+            <m:sty m:val="p"/>
+          </m:rPr>
+          <m:t>=</m:t>
+        </m:r>
+        <m:r>
+          <m:t>1</m:t>
+        </m:r>
+      </m:oMath>
+      <w:r>
+        <w:t xml:space="preserve"> </w:t>
+      </w:r>
+      <w:r>
+        <w:t xml:space="preserve">for</w:t>
+      </w:r>
+      <w:r>
+        <w:t xml:space="preserve"> </w:t>
+      </w:r>
+      <m:oMath>
         <m:r>
           <m:t>t</m:t>
         </m:r>
@@ -19213,42 +19775,13 @@
           <m:rPr>
             <m:sty m:val="p"/>
           </m:rPr>
-          <m:t>)</m:t>
-        </m:r>
-        <m:r>
-          <m:rPr>
-            <m:sty m:val="p"/>
-          </m:rPr>
-          <m:t>=</m:t>
+          <m:t>&gt;</m:t>
         </m:r>
         <m:r>
           <m:t>1</m:t>
         </m:r>
       </m:oMath>
       <w:r>
-        <w:t xml:space="preserve"> </w:t>
-      </w:r>
-      <w:r>
-        <w:t xml:space="preserve">for</w:t>
-      </w:r>
-      <w:r>
-        <w:t xml:space="preserve"> </w:t>
-      </w:r>
-      <m:oMath>
-        <m:r>
-          <m:t>t</m:t>
-        </m:r>
-        <m:r>
-          <m:rPr>
-            <m:sty m:val="p"/>
-          </m:rPr>
-          <m:t>&gt;</m:t>
-        </m:r>
-        <m:r>
-          <m:t>1</m:t>
-        </m:r>
-      </m:oMath>
-      <w:r>
         <w:t xml:space="preserve">.</w:t>
       </w:r>
       <w:r>
@@ -19262,6 +19795,9 @@
       </w:r>
       <m:oMath>
         <m:r>
+          <m:rPr>
+            <m:sty m:val="p"/>
+          </m:rPr>
           <m:t>F</m:t>
         </m:r>
       </m:oMath>
@@ -19507,8 +20043,8 @@
         <w:t xml:space="preserve">.</w:t>
       </w:r>
     </w:p>
-    <w:bookmarkEnd w:id="66"/>
-    <w:bookmarkStart w:id="67" w:name="thm-density-limit"/>
+    <w:bookmarkEnd w:id="70"/>
+    <w:bookmarkStart w:id="71" w:name="thm-density-limit"/>
     <w:p>
       <w:pPr>
         <w:pStyle w:val="BodyText"/>
@@ -19784,7 +20320,7 @@
         </m:oMath>
       </m:oMathPara>
     </w:p>
-    <w:bookmarkEnd w:id="67"/>
+    <w:bookmarkEnd w:id="71"/>
     <w:p>
       <w:pPr>
         <w:pStyle w:val="FirstParagraph"/>
@@ -20112,34 +20648,41 @@
                 </m:fPr>
                 <m:num>
                   <m:r>
-                    <m:t>F</m:t>
-                  </m:r>
-                  <m:r>
                     <m:rPr>
                       <m:sty m:val="p"/>
                     </m:rPr>
-                    <m:t>(</m:t>
-                  </m:r>
-                  <m:r>
-                    <m:t>x</m:t>
-                  </m:r>
-                  <m:r>
-                    <m:rPr>
-                      <m:sty m:val="p"/>
-                    </m:rPr>
-                    <m:t>+</m:t>
-                  </m:r>
-                  <m:r>
-                    <m:rPr>
-                      <m:sty m:val="p"/>
-                    </m:rPr>
-                    <m:t>Δ</m:t>
-                  </m:r>
-                  <m:r>
-                    <m:rPr>
-                      <m:sty m:val="p"/>
-                    </m:rPr>
-                    <m:t>)</m:t>
+                    <m:t>F</m:t>
+                  </m:r>
+                  <m:r>
+                    <m:t>​</m:t>
+                  </m:r>
+                  <m:d>
+                    <m:dPr>
+                      <m:begChr m:val="("/>
+                      <m:sepChr m:val=""/>
+                      <m:endChr m:val=")"/>
+                      <m:grow/>
+                    </m:dPr>
+                    <m:e>
+                      <m:r>
+                        <m:t>x</m:t>
+                      </m:r>
+                      <m:r>
+                        <m:rPr>
+                          <m:sty m:val="p"/>
+                        </m:rPr>
+                        <m:t>+</m:t>
+                      </m:r>
+                      <m:r>
+                        <m:rPr>
+                          <m:sty m:val="p"/>
+                        </m:rPr>
+                        <m:t>Δ</m:t>
+                      </m:r>
+                    </m:e>
+                  </m:d>
+                  <m:r>
+                    <m:t>​</m:t>
                   </m:r>
                   <m:r>
                     <m:rPr>
@@ -20148,22 +20691,29 @@
                     <m:t>−</m:t>
                   </m:r>
                   <m:r>
-                    <m:t>F</m:t>
-                  </m:r>
-                  <m:r>
                     <m:rPr>
                       <m:sty m:val="p"/>
                     </m:rPr>
-                    <m:t>(</m:t>
-                  </m:r>
-                  <m:r>
-                    <m:t>x</m:t>
-                  </m:r>
-                  <m:r>
-                    <m:rPr>
-                      <m:sty m:val="p"/>
-                    </m:rPr>
-                    <m:t>)</m:t>
+                    <m:t>F</m:t>
+                  </m:r>
+                  <m:r>
+                    <m:t>​</m:t>
+                  </m:r>
+                  <m:d>
+                    <m:dPr>
+                      <m:begChr m:val="("/>
+                      <m:sepChr m:val=""/>
+                      <m:endChr m:val=")"/>
+                      <m:grow/>
+                    </m:dPr>
+                    <m:e>
+                      <m:r>
+                        <m:t>x</m:t>
+                      </m:r>
+                    </m:e>
+                  </m:d>
+                  <m:r>
+                    <m:t>​</m:t>
                   </m:r>
                 </m:num>
                 <m:den>
@@ -20219,6 +20769,9 @@
       </w:r>
       <m:oMath>
         <m:r>
+          <m:rPr>
+            <m:sty m:val="p"/>
+          </m:rPr>
           <m:t>F</m:t>
         </m:r>
       </m:oMath>
@@ -20249,6 +20802,9 @@
         <m:sSup>
           <m:e>
             <m:r>
+              <m:rPr>
+                <m:sty m:val="p"/>
+              </m:rPr>
               <m:t>F</m:t>
             </m:r>
           </m:e>
@@ -20542,7 +21098,7 @@
         <w:t xml:space="preserve">(Chapter 22, p. 535).</w:t>
       </w:r>
     </w:p>
-    <w:bookmarkStart w:id="68" w:name="exm-density-limit"/>
+    <w:bookmarkStart w:id="72" w:name="exm-density-limit"/>
     <w:p>
       <w:pPr>
         <w:pStyle w:val="BodyText"/>
@@ -20978,8 +21534,8 @@
         <w:t xml:space="preserve">.</w:t>
       </w:r>
     </w:p>
-    <w:bookmarkEnd w:id="68"/>
-    <w:bookmarkStart w:id="69" w:name="prp-density-limit-right-derivative"/>
+    <w:bookmarkEnd w:id="72"/>
+    <w:bookmarkStart w:id="73" w:name="prp-density-limit-right-derivative"/>
     <w:p>
       <w:pPr>
         <w:pStyle w:val="BodyText"/>
@@ -21016,6 +21572,9 @@
       </w:r>
       <m:oMath>
         <m:r>
+          <m:rPr>
+            <m:sty m:val="p"/>
+          </m:rPr>
           <m:t>F</m:t>
         </m:r>
       </m:oMath>
@@ -21181,34 +21740,41 @@
             </m:fPr>
             <m:num>
               <m:r>
+                <m:rPr>
+                  <m:sty m:val="p"/>
+                </m:rPr>
                 <m:t>F</m:t>
               </m:r>
               <m:r>
-                <m:rPr>
-                  <m:sty m:val="p"/>
-                </m:rPr>
-                <m:t>(</m:t>
-              </m:r>
-              <m:r>
-                <m:t>x</m:t>
-              </m:r>
-              <m:r>
-                <m:rPr>
-                  <m:sty m:val="p"/>
-                </m:rPr>
-                <m:t>+</m:t>
-              </m:r>
-              <m:r>
-                <m:rPr>
-                  <m:sty m:val="p"/>
-                </m:rPr>
-                <m:t>Δ</m:t>
-              </m:r>
-              <m:r>
-                <m:rPr>
-                  <m:sty m:val="p"/>
-                </m:rPr>
-                <m:t>)</m:t>
+                <m:t>​</m:t>
+              </m:r>
+              <m:d>
+                <m:dPr>
+                  <m:begChr m:val="("/>
+                  <m:sepChr m:val=""/>
+                  <m:endChr m:val=")"/>
+                  <m:grow/>
+                </m:dPr>
+                <m:e>
+                  <m:r>
+                    <m:t>x</m:t>
+                  </m:r>
+                  <m:r>
+                    <m:rPr>
+                      <m:sty m:val="p"/>
+                    </m:rPr>
+                    <m:t>+</m:t>
+                  </m:r>
+                  <m:r>
+                    <m:rPr>
+                      <m:sty m:val="p"/>
+                    </m:rPr>
+                    <m:t>Δ</m:t>
+                  </m:r>
+                </m:e>
+              </m:d>
+              <m:r>
+                <m:t>​</m:t>
               </m:r>
               <m:r>
                 <m:rPr>
@@ -21217,22 +21783,29 @@
                 <m:t>−</m:t>
               </m:r>
               <m:r>
+                <m:rPr>
+                  <m:sty m:val="p"/>
+                </m:rPr>
                 <m:t>F</m:t>
               </m:r>
               <m:r>
-                <m:rPr>
-                  <m:sty m:val="p"/>
-                </m:rPr>
-                <m:t>(</m:t>
-              </m:r>
-              <m:r>
-                <m:t>x</m:t>
-              </m:r>
-              <m:r>
-                <m:rPr>
-                  <m:sty m:val="p"/>
-                </m:rPr>
-                <m:t>)</m:t>
+                <m:t>​</m:t>
+              </m:r>
+              <m:d>
+                <m:dPr>
+                  <m:begChr m:val="("/>
+                  <m:sepChr m:val=""/>
+                  <m:endChr m:val=")"/>
+                  <m:grow/>
+                </m:dPr>
+                <m:e>
+                  <m:r>
+                    <m:t>x</m:t>
+                  </m:r>
+                </m:e>
+              </m:d>
+              <m:r>
+                <m:t>​</m:t>
               </m:r>
             </m:num>
             <m:den>
@@ -21265,6 +21838,9 @@
       </w:r>
       <m:oMath>
         <m:r>
+          <m:rPr>
+            <m:sty m:val="p"/>
+          </m:rPr>
           <m:t>F</m:t>
         </m:r>
       </m:oMath>
@@ -21286,7 +21862,7 @@
         <w:t xml:space="preserve">.</w:t>
       </w:r>
     </w:p>
-    <w:bookmarkEnd w:id="69"/>
+    <w:bookmarkEnd w:id="73"/>
     <w:p>
       <w:pPr>
         <w:pStyle w:val="BodyText"/>
@@ -21420,7 +21996,7 @@
         <w:t xml:space="preserve">or both have none.</w:t>
       </w:r>
     </w:p>
-    <w:bookmarkStart w:id="70" w:name="exm-density-limit-jump"/>
+    <w:bookmarkStart w:id="74" w:name="exm-density-limit-jump"/>
     <w:p>
       <w:pPr>
         <w:pStyle w:val="BodyText"/>
@@ -22247,6 +22823,9 @@
       </w:r>
       <m:oMath>
         <m:r>
+          <m:rPr>
+            <m:sty m:val="p"/>
+          </m:rPr>
           <m:t>F</m:t>
         </m:r>
       </m:oMath>
@@ -22277,8 +22856,8 @@
         <w:t xml:space="preserve">.</w:t>
       </w:r>
     </w:p>
-    <w:bookmarkEnd w:id="70"/>
-    <w:bookmarkStart w:id="71" w:name="thm-density-sums-to-one"/>
+    <w:bookmarkEnd w:id="74"/>
+    <w:bookmarkStart w:id="75" w:name="thm-density-sums-to-one"/>
     <w:p>
       <w:pPr>
         <w:pStyle w:val="BodyText"/>
@@ -22402,7 +22981,7 @@
         </m:oMath>
       </m:oMathPara>
     </w:p>
-    <w:bookmarkEnd w:id="71"/>
+    <w:bookmarkEnd w:id="75"/>
     <w:p>
       <w:pPr>
         <w:pStyle w:val="FirstParagraph"/>
@@ -22632,22 +23211,29 @@
                 </m:lim>
               </m:limLow>
               <m:r>
+                <m:rPr>
+                  <m:sty m:val="p"/>
+                </m:rPr>
                 <m:t>F</m:t>
               </m:r>
               <m:r>
-                <m:rPr>
-                  <m:sty m:val="p"/>
-                </m:rPr>
-                <m:t>(</m:t>
-              </m:r>
-              <m:r>
-                <m:t>b</m:t>
-              </m:r>
-              <m:r>
-                <m:rPr>
-                  <m:sty m:val="p"/>
-                </m:rPr>
-                <m:t>)</m:t>
+                <m:t>​</m:t>
+              </m:r>
+              <m:d>
+                <m:dPr>
+                  <m:begChr m:val="("/>
+                  <m:sepChr m:val=""/>
+                  <m:endChr m:val=")"/>
+                  <m:grow/>
+                </m:dPr>
+                <m:e>
+                  <m:r>
+                    <m:t>b</m:t>
+                  </m:r>
+                </m:e>
+              </m:d>
+              <m:r>
+                <m:t>​</m:t>
               </m:r>
               <m:r>
                 <m:t>&amp;</m:t>
@@ -22716,7 +23302,7 @@
         <w:t xml:space="preserve">.</w:t>
       </w:r>
     </w:p>
-    <w:bookmarkStart w:id="72" w:name="exm-density-sums-to-one"/>
+    <w:bookmarkStart w:id="76" w:name="exm-density-sums-to-one"/>
     <w:p>
       <w:pPr>
         <w:pStyle w:val="BodyText"/>
@@ -22933,8 +23519,8 @@
         </m:oMath>
       </m:oMathPara>
     </w:p>
-    <w:bookmarkEnd w:id="72"/>
-    <w:bookmarkStart w:id="73" w:name="def-jointly-distributed"/>
+    <w:bookmarkEnd w:id="76"/>
+    <w:bookmarkStart w:id="77" w:name="def-jointly-distributed"/>
     <w:p>
       <w:pPr>
         <w:pStyle w:val="FirstParagraph"/>
@@ -23163,7 +23749,7 @@
         <w:t xml:space="preserve">has a probability.</w:t>
       </w:r>
     </w:p>
-    <w:bookmarkEnd w:id="73"/>
+    <w:bookmarkEnd w:id="77"/>
     <w:p>
       <w:pPr>
         <w:pStyle w:val="BodyText"/>
@@ -23327,7 +23913,7 @@
         <w:t xml:space="preserve">and similarly for more variables.</w:t>
       </w:r>
     </w:p>
-    <w:bookmarkStart w:id="74" w:name="exm-jointly-distributed"/>
+    <w:bookmarkStart w:id="78" w:name="exm-jointly-distributed"/>
     <w:p>
       <w:pPr>
         <w:pStyle w:val="BodyText"/>
@@ -23752,8 +24338,8 @@
         </m:oMath>
       </m:oMathPara>
     </w:p>
-    <w:bookmarkEnd w:id="74"/>
-    <w:bookmarkStart w:id="76" w:name="def-joint-distribution"/>
+    <w:bookmarkEnd w:id="78"/>
+    <w:bookmarkStart w:id="80" w:name="def-joint-distribution"/>
     <w:p>
       <w:pPr>
         <w:pStyle w:val="FirstParagraph"/>
@@ -23982,7 +24568,7 @@
       <w:r>
         <w:t xml:space="preserve"> </w:t>
       </w:r>
-      <w:hyperlink r:id="rId75">
+      <w:hyperlink r:id="rId79">
         <w:r>
           <w:rPr>
             <w:rStyle w:val="Hyperlink"/>
@@ -24086,8 +24672,8 @@
         <w:t xml:space="preserve">.</w:t>
       </w:r>
     </w:p>
-    <w:bookmarkEnd w:id="76"/>
-    <w:bookmarkStart w:id="77" w:name="exm-joint-distribution"/>
+    <w:bookmarkEnd w:id="80"/>
+    <w:bookmarkStart w:id="81" w:name="exm-joint-distribution"/>
     <w:p>
       <w:pPr>
         <w:pStyle w:val="BodyText"/>
@@ -24488,8 +25074,8 @@
         <w:t xml:space="preserve">and each of those outcomes has at least one head.</w:t>
       </w:r>
     </w:p>
-    <w:bookmarkEnd w:id="77"/>
-    <w:bookmarkStart w:id="78" w:name="thm-joint-distribution-rectangles"/>
+    <w:bookmarkEnd w:id="81"/>
+    <w:bookmarkStart w:id="82" w:name="thm-joint-distribution-rectangles"/>
     <w:p>
       <w:pPr>
         <w:pStyle w:val="BodyText"/>
@@ -25058,7 +25644,7 @@
         <w:t xml:space="preserve">.</w:t>
       </w:r>
     </w:p>
-    <w:bookmarkEnd w:id="78"/>
+    <w:bookmarkEnd w:id="82"/>
     <w:p>
       <w:pPr>
         <w:pStyle w:val="BodyText"/>
@@ -25138,7 +25724,7 @@
       <w:r>
         <w:t xml:space="preserve"> </w:t>
       </w:r>
-      <w:hyperlink r:id="rId79">
+      <w:hyperlink r:id="rId83">
         <m:oMath>
           <m:r>
             <m:t>π</m:t>
@@ -25198,7 +25784,7 @@
         <w:t xml:space="preserve">.</w:t>
       </w:r>
     </w:p>
-    <w:bookmarkStart w:id="80" w:name="def-joint-pmf"/>
+    <w:bookmarkStart w:id="84" w:name="def-joint-pmf"/>
     <w:p>
       <w:pPr>
         <w:pStyle w:val="BodyText"/>
@@ -25526,8 +26112,8 @@
         </m:oMath>
       </m:oMathPara>
     </w:p>
-    <w:bookmarkEnd w:id="80"/>
-    <w:bookmarkStart w:id="81" w:name="exm-joint-pmf"/>
+    <w:bookmarkEnd w:id="84"/>
+    <w:bookmarkStart w:id="85" w:name="exm-joint-pmf"/>
     <w:p>
       <w:pPr>
         <w:pStyle w:val="FirstParagraph"/>
@@ -26001,8 +26587,8 @@
         </w:tc>
       </w:tr>
     </w:tbl>
-    <w:bookmarkEnd w:id="81"/>
-    <w:bookmarkStart w:id="82" w:name="def-marginal"/>
+    <w:bookmarkEnd w:id="85"/>
+    <w:bookmarkStart w:id="86" w:name="def-marginal"/>
     <w:p>
       <w:pPr>
         <w:pStyle w:val="BodyText"/>
@@ -26111,7 +26697,7 @@
         <w:t xml:space="preserve">.</w:t>
       </w:r>
     </w:p>
-    <w:bookmarkEnd w:id="82"/>
+    <w:bookmarkEnd w:id="86"/>
     <w:p>
       <w:pPr>
         <w:pStyle w:val="BodyText"/>
@@ -26173,7 +26759,7 @@
         <w:t xml:space="preserve">.</w:t>
       </w:r>
     </w:p>
-    <w:bookmarkStart w:id="83" w:name="exm-marginal"/>
+    <w:bookmarkStart w:id="87" w:name="exm-marginal"/>
     <w:p>
       <w:pPr>
         <w:pStyle w:val="BodyText"/>
@@ -26408,8 +26994,8 @@
         <w:t xml:space="preserve">.</w:t>
       </w:r>
     </w:p>
-    <w:bookmarkEnd w:id="83"/>
-    <w:bookmarkStart w:id="84" w:name="thm-marginal-pmf"/>
+    <w:bookmarkEnd w:id="87"/>
+    <w:bookmarkStart w:id="88" w:name="thm-marginal-pmf"/>
     <w:p>
       <w:pPr>
         <w:pStyle w:val="BodyText"/>
@@ -26620,7 +27206,7 @@
         </m:oMath>
       </m:oMathPara>
     </w:p>
-    <w:bookmarkEnd w:id="84"/>
+    <w:bookmarkEnd w:id="88"/>
     <w:p>
       <w:pPr>
         <w:pStyle w:val="FirstParagraph"/>
@@ -27279,7 +27865,7 @@
         </m:oMath>
       </m:oMathPara>
     </w:p>
-    <w:bookmarkStart w:id="85" w:name="exm-marginal-pmf"/>
+    <w:bookmarkStart w:id="89" w:name="exm-marginal-pmf"/>
     <w:p>
       <w:pPr>
         <w:pStyle w:val="FirstParagraph"/>
@@ -27793,8 +28379,8 @@
         <w:t xml:space="preserve">.</w:t>
       </w:r>
     </w:p>
-    <w:bookmarkEnd w:id="85"/>
-    <w:bookmarkStart w:id="86" w:name="def-joint-pdf"/>
+    <w:bookmarkEnd w:id="89"/>
+    <w:bookmarkStart w:id="90" w:name="def-joint-pdf"/>
     <w:p>
       <w:pPr>
         <w:pStyle w:val="BodyText"/>
@@ -28479,7 +29065,7 @@
         </m:oMath>
       </m:oMathPara>
     </w:p>
-    <w:bookmarkEnd w:id="86"/>
+    <w:bookmarkEnd w:id="90"/>
     <w:p>
       <w:pPr>
         <w:pStyle w:val="FirstParagraph"/>
@@ -28500,7 +29086,7 @@
       <w:r>
         <w:t xml:space="preserve"> </w:t>
       </w:r>
-      <w:hyperlink r:id="rId75">
+      <w:hyperlink r:id="rId79">
         <w:r>
           <w:rPr>
             <w:rStyle w:val="Hyperlink"/>
@@ -28532,7 +29118,7 @@
         <w:t xml:space="preserve">every region that arises in these notes is in it.</w:t>
       </w:r>
     </w:p>
-    <w:bookmarkStart w:id="87" w:name="exm-joint-pdf"/>
+    <w:bookmarkStart w:id="91" w:name="exm-joint-pdf"/>
     <w:p>
       <w:pPr>
         <w:pStyle w:val="BodyText"/>
@@ -29169,8 +29755,8 @@
         </m:oMath>
       </m:oMathPara>
     </w:p>
-    <w:bookmarkEnd w:id="87"/>
-    <w:bookmarkStart w:id="88" w:name="thm-no-joint-density-diagonal"/>
+    <w:bookmarkEnd w:id="91"/>
+    <w:bookmarkStart w:id="92" w:name="thm-no-joint-density-diagonal"/>
     <w:p>
       <w:pPr>
         <w:pStyle w:val="FirstParagraph"/>
@@ -29258,7 +29844,7 @@
         <w:t xml:space="preserve">.</w:t>
       </w:r>
     </w:p>
-    <w:bookmarkEnd w:id="88"/>
+    <w:bookmarkEnd w:id="92"/>
     <w:p>
       <w:pPr>
         <w:pStyle w:val="BodyText"/>
@@ -30325,7 +30911,7 @@
       <w:r>
         <w:t xml:space="preserve">(</w:t>
       </w:r>
-      <w:hyperlink r:id="rId89">
+      <w:hyperlink r:id="rId93">
         <w:r>
           <w:rPr>
             <w:rStyle w:val="Hyperlink"/>
@@ -30346,7 +30932,7 @@
         <w:t xml:space="preserve">, Theorem 18.3).</w:t>
       </w:r>
     </w:p>
-    <w:bookmarkStart w:id="90" w:name="thm-marginal-density"/>
+    <w:bookmarkStart w:id="94" w:name="thm-marginal-density"/>
     <w:p>
       <w:pPr>
         <w:pStyle w:val="BodyText"/>
@@ -30573,7 +31159,7 @@
         </m:oMath>
       </m:oMathPara>
     </w:p>
-    <w:bookmarkEnd w:id="90"/>
+    <w:bookmarkEnd w:id="94"/>
     <w:p>
       <w:pPr>
         <w:pStyle w:val="FirstParagraph"/>
@@ -31341,7 +31927,7 @@
       <w:r>
         <w:t xml:space="preserve">(</w:t>
       </w:r>
-      <w:hyperlink r:id="rId89">
+      <w:hyperlink r:id="rId93">
         <w:r>
           <w:rPr>
             <w:rStyle w:val="Hyperlink"/>
@@ -31405,7 +31991,7 @@
         <w:t xml:space="preserve">.</w:t>
       </w:r>
     </w:p>
-    <w:bookmarkStart w:id="91" w:name="exm-marginal-density"/>
+    <w:bookmarkStart w:id="95" w:name="exm-marginal-density"/>
     <w:p>
       <w:pPr>
         <w:pStyle w:val="BodyText"/>
@@ -32091,8 +32677,8 @@
         <w:t xml:space="preserve">.</w:t>
       </w:r>
     </w:p>
-    <w:bookmarkEnd w:id="91"/>
-    <w:bookmarkStart w:id="92" w:name="def-joint-density-mass"/>
+    <w:bookmarkEnd w:id="95"/>
+    <w:bookmarkStart w:id="96" w:name="def-joint-density-mass"/>
     <w:p>
       <w:pPr>
         <w:pStyle w:val="BodyText"/>
@@ -32560,7 +33146,7 @@
         </m:oMath>
       </m:oMathPara>
     </w:p>
-    <w:bookmarkEnd w:id="92"/>
+    <w:bookmarkEnd w:id="96"/>
     <w:p>
       <w:pPr>
         <w:pStyle w:val="FirstParagraph"/>
@@ -32752,7 +33338,7 @@
         <w:t xml:space="preserve">.</w:t>
       </w:r>
     </w:p>
-    <w:bookmarkStart w:id="93" w:name="cor-joint-density-mass-marginal"/>
+    <w:bookmarkStart w:id="97" w:name="cor-joint-density-mass-marginal"/>
     <w:p>
       <w:pPr>
         <w:pStyle w:val="BodyText"/>
@@ -33015,7 +33601,7 @@
         </m:oMath>
       </m:oMathPara>
     </w:p>
-    <w:bookmarkEnd w:id="93"/>
+    <w:bookmarkEnd w:id="97"/>
     <w:p>
       <w:pPr>
         <w:pStyle w:val="FirstParagraph"/>
@@ -33573,7 +34159,7 @@
         </m:oMath>
       </m:oMathPara>
     </w:p>
-    <w:bookmarkStart w:id="94" w:name="exm-joint-density-mass"/>
+    <w:bookmarkStart w:id="98" w:name="exm-joint-density-mass"/>
     <w:p>
       <w:pPr>
         <w:pStyle w:val="FirstParagraph"/>
@@ -34193,8 +34779,8 @@
         </m:oMath>
       </m:oMathPara>
     </w:p>
-    <w:bookmarkEnd w:id="94"/>
-    <w:bookmarkStart w:id="97" w:name="sec-joint-marginal"/>
+    <w:bookmarkEnd w:id="98"/>
+    <w:bookmarkStart w:id="101" w:name="sec-joint-marginal"/>
     <w:p>
       <w:pPr>
         <w:pStyle w:val="Heading3"/>
@@ -35225,7 +35811,7 @@
         <w:t xml:space="preserve">.</w:t>
       </w:r>
     </w:p>
-    <w:bookmarkStart w:id="96" w:name="exm-meteorite"/>
+    <w:bookmarkStart w:id="100" w:name="exm-meteorite"/>
     <w:p>
       <w:pPr>
         <w:pStyle w:val="BodyText"/>
@@ -35515,7 +36101,7 @@
       <w:tr>
         <w:tc>
           <w:tcPr/>
-          <w:bookmarkStart w:id="95" w:name="tbl-meteorite"/>
+          <w:bookmarkStart w:id="99" w:name="tbl-meteorite"/>
           <w:p>
             <w:pPr>
               <w:jc w:val="center"/>
@@ -35937,7 +36523,7 @@
               </w:tc>
             </w:tr>
           </w:tbl>
-          <w:bookmarkEnd w:id="95"/>
+          <w:bookmarkEnd w:id="99"/>
           <w:p/>
         </w:tc>
       </w:tr>
@@ -36456,9 +37042,9 @@
         <w:t xml:space="preserve">), so having one is very weak evidence that an astronomical rarity occurred.</w:t>
       </w:r>
     </w:p>
-    <w:bookmarkEnd w:id="96"/>
-    <w:bookmarkEnd w:id="97"/>
-    <w:bookmarkStart w:id="106" w:name="sec-continuous-distributions"/>
+    <w:bookmarkEnd w:id="100"/>
+    <w:bookmarkEnd w:id="101"/>
+    <w:bookmarkStart w:id="110" w:name="sec-continuous-distributions"/>
     <w:p>
       <w:pPr>
         <w:pStyle w:val="Heading3"/>
@@ -36883,7 +37469,7 @@
         </m:oMath>
       </m:oMathPara>
     </w:p>
-    <w:bookmarkStart w:id="98" w:name="thm-zero-point-prob"/>
+    <w:bookmarkStart w:id="102" w:name="thm-zero-point-prob"/>
     <w:p>
       <w:pPr>
         <w:pStyle w:val="FirstParagraph"/>
@@ -36977,7 +37563,7 @@
         </m:oMath>
       </m:oMathPara>
     </w:p>
-    <w:bookmarkEnd w:id="98"/>
+    <w:bookmarkEnd w:id="102"/>
     <w:p>
       <w:pPr>
         <w:pStyle w:val="FirstParagraph"/>
@@ -37620,18 +38206,18 @@
                 <wp:inline>
                   <wp:extent cx="152400" cy="152400"/>
                   <wp:effectExtent b="0" l="0" r="0" t="0"/>
-                  <wp:docPr descr="" title="" id="100" name="Picture"/>
+                  <wp:docPr descr="" title="" id="104" name="Picture"/>
                   <a:graphic>
                     <a:graphicData uri="http://schemas.openxmlformats.org/drawingml/2006/picture">
                       <pic:pic>
                         <pic:nvPicPr>
-                          <pic:cNvPr descr="/opt/quarto/share/formats/docx/tip.png" id="101" name="Picture"/>
+                          <pic:cNvPr descr="/opt/quarto/share/formats/docx/tip.png" id="105" name="Picture"/>
                           <pic:cNvPicPr>
                             <a:picLocks noChangeArrowheads="1" noChangeAspect="1"/>
                           </pic:cNvPicPr>
                         </pic:nvPicPr>
                         <pic:blipFill>
-                          <a:blip r:embed="rId99"/>
+                          <a:blip r:embed="rId103"/>
                           <a:stretch>
                             <a:fillRect/>
                           </a:stretch>
@@ -37693,7 +38279,7 @@
             <w:r>
               <w:t xml:space="preserve"> </w:t>
             </w:r>
-            <w:hyperlink r:id="rId102">
+            <w:hyperlink r:id="rId106">
               <w:r>
                 <w:rPr>
                   <w:rStyle w:val="Hyperlink"/>
@@ -37731,7 +38317,7 @@
             <w:r>
               <w:t xml:space="preserve"> </w:t>
             </w:r>
-            <w:hyperlink r:id="rId103">
+            <w:hyperlink r:id="rId107">
               <w:r>
                 <w:rPr>
                   <w:rStyle w:val="Hyperlink"/>
@@ -37757,7 +38343,7 @@
       <w:r>
         <w:t xml:space="preserve"> </w:t>
       </w:r>
-      <w:hyperlink r:id="rId104">
+      <w:hyperlink r:id="rId108">
         <w:r>
           <w:rPr>
             <w:rStyle w:val="Hyperlink"/>
@@ -37774,7 +38360,7 @@
       <w:r>
         <w:t xml:space="preserve"> </w:t>
       </w:r>
-      <w:hyperlink r:id="rId105">
+      <w:hyperlink r:id="rId109">
         <w:r>
           <w:rPr>
             <w:rStyle w:val="Hyperlink"/>
@@ -37804,9 +38390,9 @@
         <w:t xml:space="preserve">.</w:t>
       </w:r>
     </w:p>
-    <w:bookmarkEnd w:id="106"/>
-    <w:bookmarkEnd w:id="107"/>
-    <w:bookmarkStart w:id="127" w:name="sec-prob-haz"/>
+    <w:bookmarkEnd w:id="110"/>
+    <w:bookmarkEnd w:id="111"/>
+    <w:bookmarkStart w:id="131" w:name="sec-prob-haz"/>
     <w:p>
       <w:pPr>
         <w:pStyle w:val="Heading2"/>
@@ -37815,7 +38401,7 @@
         <w:t xml:space="preserve">3 Survival, hazard, and cumulative hazard functions</w:t>
       </w:r>
     </w:p>
-    <w:bookmarkStart w:id="108" w:name="def-surv-fn"/>
+    <w:bookmarkStart w:id="112" w:name="def-surv-fn"/>
     <w:p>
       <w:pPr>
         <w:pStyle w:val="FirstParagraph"/>
@@ -38028,7 +38614,7 @@
         </m:oMath>
       </m:oMathPara>
     </w:p>
-    <w:bookmarkEnd w:id="108"/>
+    <w:bookmarkEnd w:id="112"/>
     <w:p>
       <w:pPr>
         <w:pStyle w:val="FirstParagraph"/>
@@ -38122,7 +38708,7 @@
         <w:t xml:space="preserve">The definition itself applies to any random variable.</w:t>
       </w:r>
     </w:p>
-    <w:bookmarkStart w:id="109" w:name="thm-survival-expressions-1"/>
+    <w:bookmarkStart w:id="113" w:name="thm-survival-expressions-1"/>
     <w:p>
       <w:pPr>
         <w:pStyle w:val="BodyText"/>
@@ -38415,7 +39001,7 @@
         </m:oMath>
       </m:oMathPara>
     </w:p>
-    <w:bookmarkEnd w:id="109"/>
+    <w:bookmarkEnd w:id="113"/>
     <w:p>
       <w:pPr>
         <w:pStyle w:val="FirstParagraph"/>
@@ -39138,7 +39724,7 @@
         </m:oMath>
       </m:oMathPara>
     </w:p>
-    <w:bookmarkStart w:id="110" w:name="exm-exp-survfn"/>
+    <w:bookmarkStart w:id="114" w:name="exm-exp-survfn"/>
     <w:p>
       <w:pPr>
         <w:pStyle w:val="FirstParagraph"/>
@@ -40044,8 +40630,8 @@
         <w:t xml:space="preserve">.</w:t>
       </w:r>
     </w:p>
-    <w:bookmarkEnd w:id="110"/>
-    <w:bookmarkStart w:id="112" w:name="def-hazard"/>
+    <w:bookmarkEnd w:id="114"/>
+    <w:bookmarkStart w:id="116" w:name="def-hazard"/>
     <w:p>
       <w:pPr>
         <w:pStyle w:val="BodyText"/>
@@ -40262,7 +40848,7 @@
       <w:r>
         <w:t xml:space="preserve"> </w:t>
       </w:r>
-      <w:hyperlink r:id="rId111">
+      <w:hyperlink r:id="rId115">
         <w:r>
           <w:rPr>
             <w:rStyle w:val="Hyperlink"/>
@@ -40494,7 +41080,7 @@
         </m:oMath>
       </m:oMathPara>
     </w:p>
-    <w:bookmarkEnd w:id="112"/>
+    <w:bookmarkEnd w:id="116"/>
     <w:p>
       <w:pPr>
         <w:pStyle w:val="FirstParagraph"/>
@@ -41164,7 +41750,7 @@
         <w:t xml:space="preserve">The math is identical; only the name changes with the valence of the event.</w:t>
       </w:r>
     </w:p>
-    <w:bookmarkStart w:id="114" w:name="exm-hazard-exceeds-one"/>
+    <w:bookmarkStart w:id="118" w:name="exm-hazard-exceeds-one"/>
     <w:p>
       <w:pPr>
         <w:pStyle w:val="BodyText"/>
@@ -42672,7 +43258,7 @@
       <w:r>
         <w:t xml:space="preserve"> </w:t>
       </w:r>
-      <w:hyperlink r:id="rId113">
+      <w:hyperlink r:id="rId117">
         <w:r>
           <w:rPr>
             <w:rStyle w:val="Hyperlink"/>
@@ -43276,8 +43862,8 @@
         <w:t xml:space="preserve">a hazard is a rate, not a probability.</w:t>
       </w:r>
     </w:p>
-    <w:bookmarkEnd w:id="114"/>
-    <w:bookmarkStart w:id="115" w:name="def-discrete-hazard"/>
+    <w:bookmarkEnd w:id="118"/>
+    <w:bookmarkStart w:id="119" w:name="def-discrete-hazard"/>
     <w:p>
       <w:pPr>
         <w:pStyle w:val="BodyText"/>
@@ -43409,7 +43995,7 @@
       <w:r>
         <w:t xml:space="preserve"> </w:t>
       </w:r>
-      <w:hyperlink r:id="rId111">
+      <w:hyperlink r:id="rId115">
         <w:r>
           <w:rPr>
             <w:rStyle w:val="Hyperlink"/>
@@ -43529,8 +44115,8 @@
         </m:oMath>
       </m:oMathPara>
     </w:p>
-    <w:bookmarkEnd w:id="115"/>
-    <w:bookmarkStart w:id="116" w:name="exm-discrete-hazard"/>
+    <w:bookmarkEnd w:id="119"/>
+    <w:bookmarkStart w:id="120" w:name="exm-discrete-hazard"/>
     <w:p>
       <w:pPr>
         <w:pStyle w:val="FirstParagraph"/>
@@ -44274,8 +44860,8 @@
         <w:t xml:space="preserve">having gone without a six so far does not change the chance of a six on the next roll.</w:t>
       </w:r>
     </w:p>
-    <w:bookmarkEnd w:id="116"/>
-    <w:bookmarkStart w:id="117" w:name="cor-discrete-hazard-unit-interval"/>
+    <w:bookmarkEnd w:id="120"/>
+    <w:bookmarkStart w:id="121" w:name="cor-discrete-hazard-unit-interval"/>
     <w:p>
       <w:pPr>
         <w:pStyle w:val="BodyText"/>
@@ -44507,7 +45093,7 @@
         </m:oMath>
       </m:oMathPara>
     </w:p>
-    <w:bookmarkEnd w:id="117"/>
+    <w:bookmarkEnd w:id="121"/>
     <w:p>
       <w:pPr>
         <w:pStyle w:val="FirstParagraph"/>
@@ -45233,7 +45819,7 @@
         <w:t xml:space="preserve">the discrete-time hazard is a probability.</w:t>
       </w:r>
     </w:p>
-    <w:bookmarkStart w:id="118" w:name="thm-hazard-dens-surv"/>
+    <w:bookmarkStart w:id="122" w:name="thm-hazard-dens-surv"/>
     <w:p>
       <w:pPr>
         <w:pStyle w:val="BodyText"/>
@@ -45505,7 +46091,7 @@
         </m:oMath>
       </m:oMathPara>
     </w:p>
-    <w:bookmarkEnd w:id="118"/>
+    <w:bookmarkEnd w:id="122"/>
     <w:p>
       <w:pPr>
         <w:pStyle w:val="FirstParagraph"/>
@@ -45708,7 +46294,7 @@
       <w:r>
         <w:t xml:space="preserve"> </w:t>
       </w:r>
-      <w:hyperlink r:id="rId113">
+      <w:hyperlink r:id="rId117">
         <w:r>
           <w:rPr>
             <w:rStyle w:val="Hyperlink"/>
@@ -47068,7 +47654,7 @@
         </m:oMath>
       </m:oMathPara>
     </w:p>
-    <w:bookmarkStart w:id="119" w:name="exm-exp-haz"/>
+    <w:bookmarkStart w:id="123" w:name="exm-exp-haz"/>
     <w:p>
       <w:pPr>
         <w:pStyle w:val="FirstParagraph"/>
@@ -47788,8 +48374,8 @@
         <w:t xml:space="preserve">.</w:t>
       </w:r>
     </w:p>
-    <w:bookmarkEnd w:id="119"/>
-    <w:bookmarkStart w:id="120" w:name="def-cuhaz"/>
+    <w:bookmarkEnd w:id="123"/>
+    <w:bookmarkStart w:id="124" w:name="def-cuhaz"/>
     <w:p>
       <w:pPr>
         <w:pStyle w:val="BodyText"/>
@@ -48053,8 +48639,8 @@
         </m:oMath>
       </m:oMathPara>
     </w:p>
-    <w:bookmarkEnd w:id="120"/>
-    <w:bookmarkStart w:id="121" w:name="exm-exp-cumhaz"/>
+    <w:bookmarkEnd w:id="124"/>
+    <w:bookmarkStart w:id="125" w:name="exm-exp-cumhaz"/>
     <w:p>
       <w:pPr>
         <w:pStyle w:val="FirstParagraph"/>
@@ -48518,8 +49104,8 @@
         <w:t xml:space="preserve">.</w:t>
       </w:r>
     </w:p>
-    <w:bookmarkEnd w:id="121"/>
-    <w:bookmarkStart w:id="122" w:name="cor-cuhaz-nonneg"/>
+    <w:bookmarkEnd w:id="125"/>
+    <w:bookmarkStart w:id="126" w:name="cor-cuhaz-nonneg"/>
     <w:p>
       <w:pPr>
         <w:pStyle w:val="BodyText"/>
@@ -48757,7 +49343,7 @@
         </m:oMath>
       </m:oMathPara>
     </w:p>
-    <w:bookmarkEnd w:id="122"/>
+    <w:bookmarkEnd w:id="126"/>
     <w:p>
       <w:pPr>
         <w:pStyle w:val="FirstParagraph"/>
@@ -50430,7 +51016,7 @@
         <w:t xml:space="preserve">is the form most survival-analysis texts use.</w:t>
       </w:r>
     </w:p>
-    <w:bookmarkStart w:id="124" w:name="cor-surv-int-haz"/>
+    <w:bookmarkStart w:id="128" w:name="cor-surv-int-haz"/>
     <w:p>
       <w:pPr>
         <w:pStyle w:val="BodyText"/>
@@ -50641,7 +51227,7 @@
       <w:pPr>
         <w:pStyle w:val="BodyText"/>
       </w:pPr>
-      <w:bookmarkStart w:id="123" w:name="eq-surv-int-haz"/>
+      <w:bookmarkStart w:id="127" w:name="eq-surv-int-haz"/>
       <m:oMathPara>
         <m:oMathParaPr>
           <m:jc m:val="center"/>
@@ -50743,9 +51329,9 @@
           </m:r>
         </m:oMath>
       </m:oMathPara>
-      <w:bookmarkEnd w:id="123"/>
+      <w:bookmarkEnd w:id="127"/>
     </w:p>
-    <w:bookmarkEnd w:id="124"/>
+    <w:bookmarkEnd w:id="128"/>
     <w:p>
       <w:pPr>
         <w:pStyle w:val="FirstParagraph"/>
@@ -52321,7 +52907,7 @@
         <w:t xml:space="preserve">.</w:t>
       </w:r>
     </w:p>
-    <w:bookmarkStart w:id="125" w:name="exm-exp-surv-int-haz"/>
+    <w:bookmarkStart w:id="129" w:name="exm-exp-surv-int-haz"/>
     <w:p>
       <w:pPr>
         <w:pStyle w:val="BodyText"/>
@@ -52608,7 +53194,7 @@
         <w:t xml:space="preserve">.</w:t>
       </w:r>
     </w:p>
-    <w:bookmarkEnd w:id="125"/>
+    <w:bookmarkEnd w:id="129"/>
     <w:tbl>
       <w:tblPr>
         <w:tblStyle w:val="Table"/>
@@ -52622,7 +53208,7 @@
       <w:tr>
         <w:tc>
           <w:tcPr/>
-          <w:bookmarkStart w:id="126" w:name="tbl-prob-dist-fns"/>
+          <w:bookmarkStart w:id="130" w:name="tbl-prob-dist-fns"/>
           <w:p>
             <w:pPr>
               <w:jc w:val="center"/>
@@ -53593,7 +54179,7 @@
               </w:tc>
             </w:tr>
           </w:tbl>
-          <w:bookmarkEnd w:id="126"/>
+          <w:bookmarkEnd w:id="130"/>
           <w:p/>
         </w:tc>
       </w:tr>
@@ -54559,8 +55145,8 @@
         </m:oMath>
       </m:oMathPara>
     </w:p>
-    <w:bookmarkEnd w:id="127"/>
-    <w:bookmarkStart w:id="147" w:name="references"/>
+    <w:bookmarkEnd w:id="131"/>
+    <w:bookmarkStart w:id="151" w:name="references"/>
     <w:p>
       <w:pPr>
         <w:pStyle w:val="Heading2"/>
@@ -54569,8 +55155,8 @@
         <w:t xml:space="preserve">References</w:t>
       </w:r>
     </w:p>
-    <w:bookmarkStart w:id="146" w:name="refs"/>
-    <w:bookmarkStart w:id="129" w:name="ref-fiveminuteai_probstat"/>
+    <w:bookmarkStart w:id="150" w:name="refs"/>
+    <w:bookmarkStart w:id="133" w:name="ref-fiveminuteai_probstat"/>
     <w:p>
       <w:pPr>
         <w:pStyle w:val="Bibliography"/>
@@ -54594,7 +55180,7 @@
       <w:r>
         <w:t xml:space="preserve"> </w:t>
       </w:r>
-      <w:hyperlink r:id="rId128">
+      <w:hyperlink r:id="rId132">
         <w:r>
           <w:rPr>
             <w:rStyle w:val="Hyperlink"/>
@@ -54606,8 +55192,8 @@
         <w:t xml:space="preserve">.</w:t>
       </w:r>
     </w:p>
-    <w:bookmarkEnd w:id="129"/>
-    <w:bookmarkStart w:id="130" w:name="ref-billingsley1995probability"/>
+    <w:bookmarkEnd w:id="133"/>
+    <w:bookmarkStart w:id="134" w:name="ref-billingsley1995probability"/>
     <w:p>
       <w:pPr>
         <w:pStyle w:val="Bibliography"/>
@@ -54629,8 +55215,8 @@
         <w:t xml:space="preserve">. 3rd ed. Wiley Series in Probability and Mathematical Statistics. Wiley.</w:t>
       </w:r>
     </w:p>
-    <w:bookmarkEnd w:id="130"/>
-    <w:bookmarkStart w:id="132" w:name="ref-CaseBerg01"/>
+    <w:bookmarkEnd w:id="134"/>
+    <w:bookmarkStart w:id="136" w:name="ref-CaseBerg01"/>
     <w:p>
       <w:pPr>
         <w:pStyle w:val="Bibliography"/>
@@ -54654,7 +55240,7 @@
       <w:r>
         <w:t xml:space="preserve"> </w:t>
       </w:r>
-      <w:hyperlink r:id="rId131">
+      <w:hyperlink r:id="rId135">
         <w:r>
           <w:rPr>
             <w:rStyle w:val="Hyperlink"/>
@@ -54666,8 +55252,8 @@
         <w:t xml:space="preserve">.</w:t>
       </w:r>
     </w:p>
-    <w:bookmarkEnd w:id="132"/>
-    <w:bookmarkStart w:id="134" w:name="ref-dobson4e"/>
+    <w:bookmarkEnd w:id="136"/>
+    <w:bookmarkStart w:id="138" w:name="ref-dobson4e"/>
     <w:p>
       <w:pPr>
         <w:pStyle w:val="Bibliography"/>
@@ -54691,7 +55277,7 @@
       <w:r>
         <w:t xml:space="preserve"> </w:t>
       </w:r>
-      <w:hyperlink r:id="rId133">
+      <w:hyperlink r:id="rId137">
         <w:r>
           <w:rPr>
             <w:rStyle w:val="Hyperlink"/>
@@ -54703,8 +55289,8 @@
         <w:t xml:space="preserve">.</w:t>
       </w:r>
     </w:p>
-    <w:bookmarkEnd w:id="134"/>
-    <w:bookmarkStart w:id="135" w:name="ref-hutchinson2024data471"/>
+    <w:bookmarkEnd w:id="138"/>
+    <w:bookmarkStart w:id="139" w:name="ref-hutchinson2024data471"/>
     <w:p>
       <w:pPr>
         <w:pStyle w:val="Bibliography"/>
@@ -54740,8 +55326,8 @@
         <w:t xml:space="preserve">. Western Washington University.</w:t>
       </w:r>
     </w:p>
-    <w:bookmarkEnd w:id="135"/>
-    <w:bookmarkStart w:id="137" w:name="ref-hutchinson_wwu_ml_videos"/>
+    <w:bookmarkEnd w:id="139"/>
+    <w:bookmarkStart w:id="141" w:name="ref-hutchinson_wwu_ml_videos"/>
     <w:p>
       <w:pPr>
         <w:pStyle w:val="Bibliography"/>
@@ -54807,7 +55393,7 @@
       <w:r>
         <w:t xml:space="preserve"> </w:t>
       </w:r>
-      <w:hyperlink r:id="rId136">
+      <w:hyperlink r:id="rId140">
         <w:r>
           <w:rPr>
             <w:rStyle w:val="Hyperlink"/>
@@ -54819,8 +55405,8 @@
         <w:t xml:space="preserve">.</w:t>
       </w:r>
     </w:p>
-    <w:bookmarkEnd w:id="137"/>
-    <w:bookmarkStart w:id="138" w:name="ref-kalbfleisch2011statistical"/>
+    <w:bookmarkEnd w:id="141"/>
+    <w:bookmarkStart w:id="142" w:name="ref-kalbfleisch2011statistical"/>
     <w:p>
       <w:pPr>
         <w:pStyle w:val="Bibliography"/>
@@ -54842,8 +55428,8 @@
         <w:t xml:space="preserve">. John Wiley &amp; Sons.</w:t>
       </w:r>
     </w:p>
-    <w:bookmarkEnd w:id="138"/>
-    <w:bookmarkStart w:id="140" w:name="ref-klein2003survival"/>
+    <w:bookmarkEnd w:id="142"/>
+    <w:bookmarkStart w:id="144" w:name="ref-klein2003survival"/>
     <w:p>
       <w:pPr>
         <w:pStyle w:val="Bibliography"/>
@@ -54867,7 +55453,7 @@
       <w:r>
         <w:t xml:space="preserve"> </w:t>
       </w:r>
-      <w:hyperlink r:id="rId139">
+      <w:hyperlink r:id="rId143">
         <w:r>
           <w:rPr>
             <w:rStyle w:val="Hyperlink"/>
@@ -54879,8 +55465,8 @@
         <w:t xml:space="preserve">.</w:t>
       </w:r>
     </w:p>
-    <w:bookmarkEnd w:id="140"/>
-    <w:bookmarkStart w:id="142" w:name="ref-kleinbaum2012survival"/>
+    <w:bookmarkEnd w:id="144"/>
+    <w:bookmarkStart w:id="146" w:name="ref-kleinbaum2012survival"/>
     <w:p>
       <w:pPr>
         <w:pStyle w:val="Bibliography"/>
@@ -54904,7 +55490,7 @@
       <w:r>
         <w:t xml:space="preserve"> </w:t>
       </w:r>
-      <w:hyperlink r:id="rId141">
+      <w:hyperlink r:id="rId145">
         <w:r>
           <w:rPr>
             <w:rStyle w:val="Hyperlink"/>
@@ -54916,8 +55502,8 @@
         <w:t xml:space="preserve">.</w:t>
       </w:r>
     </w:p>
-    <w:bookmarkEnd w:id="142"/>
-    <w:bookmarkStart w:id="143" w:name="ref-me4"/>
+    <w:bookmarkEnd w:id="146"/>
+    <w:bookmarkStart w:id="147" w:name="ref-me4"/>
     <w:p>
       <w:pPr>
         <w:pStyle w:val="Bibliography"/>
@@ -54939,8 +55525,8 @@
         <w:t xml:space="preserve">. Fourth edition. Wolters Kluwer.</w:t>
       </w:r>
     </w:p>
-    <w:bookmarkEnd w:id="143"/>
-    <w:bookmarkStart w:id="145" w:name="ref-vittinghoff2e"/>
+    <w:bookmarkEnd w:id="147"/>
+    <w:bookmarkStart w:id="149" w:name="ref-vittinghoff2e"/>
     <w:p>
       <w:pPr>
         <w:pStyle w:val="Bibliography"/>
@@ -54964,7 +55550,7 @@
       <w:r>
         <w:t xml:space="preserve"> </w:t>
       </w:r>
-      <w:hyperlink r:id="rId144">
+      <w:hyperlink r:id="rId148">
         <w:r>
           <w:rPr>
             <w:rStyle w:val="Hyperlink"/>
@@ -54976,9 +55562,9 @@
         <w:t xml:space="preserve">.</w:t>
       </w:r>
     </w:p>
-    <w:bookmarkEnd w:id="145"/>
-    <w:bookmarkEnd w:id="146"/>
-    <w:bookmarkEnd w:id="147"/>
+    <w:bookmarkEnd w:id="149"/>
+    <w:bookmarkEnd w:id="150"/>
+    <w:bookmarkEnd w:id="151"/>
     <w:sectPr>
       <w:footnotePr>
         <w:numRestart w:val="eachSect"/>
